--- a/Practicas/practica2/Practica 2. Docker - Hoja de Evidencias.docx
+++ b/Practicas/practica2/Practica 2. Docker - Hoja de Evidencias.docx
@@ -96,8 +96,8 @@
         <w:tblLook w:val="04A0" w:firstRow="1" w:lastRow="0" w:firstColumn="1" w:lastColumn="0" w:noHBand="0" w:noVBand="1"/>
       </w:tblPr>
       <w:tblGrid>
-        <w:gridCol w:w="3600"/>
-        <w:gridCol w:w="5420"/>
+        <w:gridCol w:w="1868"/>
+        <w:gridCol w:w="7152"/>
       </w:tblGrid>
       <w:tr>
         <w:trPr>
@@ -441,6 +441,9 @@
             <w:pPr>
               <w:spacing w:before="40" w:after="40"/>
             </w:pPr>
+            <w:r>
+              <w:t>https://github.com/dominique01Cruz/Cruz.Manuel-Com600-2-26/tree/e5a86ae242949ac7256b4d2b122dc38612f8109d/Practicas/practica2</w:t>
+            </w:r>
           </w:p>
         </w:tc>
       </w:tr>
@@ -1317,6 +1320,7 @@
                 <w:sz w:val="20"/>
                 <w:szCs w:val="20"/>
               </w:rPr>
+              <w:lastRenderedPageBreak/>
               <w:t>Laboratorio 6 — Publicar la imagen en Docker Hub</w:t>
             </w:r>
           </w:p>

--- a/Practicas/practica2/Practica 2. Docker - Hoja de Evidencias.docx
+++ b/Practicas/practica2/Practica 2. Docker - Hoja de Evidencias.docx
@@ -8,7 +8,6 @@
         <w:spacing w:after="120"/>
         <w:jc w:val="center"/>
       </w:pPr>
-      <w:proofErr w:type="gramStart"/>
       <w:r>
         <w:rPr>
           <w:b/>
@@ -17,18 +16,7 @@
           <w:sz w:val="34"/>
           <w:szCs w:val="34"/>
         </w:rPr>
-        <w:t>PRÁCTICA N.º</w:t>
-      </w:r>
-      <w:proofErr w:type="gramEnd"/>
-      <w:r>
-        <w:rPr>
-          <w:b/>
-          <w:bCs/>
-          <w:color w:val="1F4E79"/>
-          <w:sz w:val="34"/>
-          <w:szCs w:val="34"/>
-        </w:rPr>
-        <w:t xml:space="preserve"> 2 — HOJA DE EVIDENCIAS</w:t>
+        <w:t>PRÁCTICA N.º 2 — HOJA DE EVIDENCIAS</w:t>
       </w:r>
     </w:p>
     <w:p>
@@ -44,20 +32,8 @@
           <w:sz w:val="26"/>
           <w:szCs w:val="26"/>
         </w:rPr>
-        <w:t xml:space="preserve">Docker: Imágenes, Contenedores, Volúmenes, Redes y Docker </w:t>
+        <w:t>Docker: Imágenes, Contenedores, Volúmenes, Redes y Docker Compose</w:t>
       </w:r>
-      <w:proofErr w:type="spellStart"/>
-      <w:r>
-        <w:rPr>
-          <w:b/>
-          <w:bCs/>
-          <w:color w:val="2E74B5"/>
-          <w:sz w:val="26"/>
-          <w:szCs w:val="26"/>
-        </w:rPr>
-        <w:t>Compose</w:t>
-      </w:r>
-      <w:proofErr w:type="spellEnd"/>
     </w:p>
     <w:p>
       <w:pPr>
@@ -386,15 +362,7 @@
               <w:t xml:space="preserve">Window 11 - </w:t>
             </w:r>
             <w:r>
-              <w:t xml:space="preserve">Docker </w:t>
-            </w:r>
-            <w:proofErr w:type="spellStart"/>
-            <w:r>
-              <w:t>version</w:t>
-            </w:r>
-            <w:proofErr w:type="spellEnd"/>
-            <w:r>
-              <w:t xml:space="preserve"> 29.6.2,</w:t>
+              <w:t>Docker version 29.6.2,</w:t>
             </w:r>
           </w:p>
         </w:tc>
@@ -516,23 +484,7 @@
                 <w:sz w:val="21"/>
                 <w:szCs w:val="21"/>
               </w:rPr>
-              <w:t xml:space="preserve">Las capturas deben ser de su propia máquina: debe verse el nombre de usuario o el </w:t>
-            </w:r>
-            <w:proofErr w:type="spellStart"/>
-            <w:r>
-              <w:rPr>
-                <w:sz w:val="21"/>
-                <w:szCs w:val="21"/>
-              </w:rPr>
-              <w:t>hostname</w:t>
-            </w:r>
-            <w:proofErr w:type="spellEnd"/>
-            <w:r>
-              <w:rPr>
-                <w:sz w:val="21"/>
-                <w:szCs w:val="21"/>
-              </w:rPr>
-              <w:t xml:space="preserve"> en la terminal. Recorte solo lo necesario, pero que el comando y su salida se lean con claridad.</w:t>
+              <w:t>Las capturas deben ser de su propia máquina: debe verse el nombre de usuario o el hostname en la terminal. Recorte solo lo necesario, pero que el comando y su salida se lean con claridad.</w:t>
             </w:r>
           </w:p>
           <w:p>
@@ -924,17 +876,8 @@
                 <w:sz w:val="20"/>
                 <w:szCs w:val="20"/>
               </w:rPr>
-              <w:t xml:space="preserve">Laboratorio 2 — Construcción de imágenes con </w:t>
-            </w:r>
-            <w:proofErr w:type="spellStart"/>
-            <w:r>
-              <w:rPr>
-                <w:sz w:val="20"/>
-                <w:szCs w:val="20"/>
-              </w:rPr>
-              <w:t>Dockerfile</w:t>
-            </w:r>
-            <w:proofErr w:type="spellEnd"/>
+              <w:t>Laboratorio 2 — Construcción de imágenes con Dockerfile</w:t>
+            </w:r>
           </w:p>
         </w:tc>
         <w:tc>
@@ -1212,23 +1155,7 @@
                 <w:sz w:val="20"/>
                 <w:szCs w:val="20"/>
               </w:rPr>
-              <w:t xml:space="preserve">Laboratorio 5 — Docker </w:t>
-            </w:r>
-            <w:proofErr w:type="spellStart"/>
-            <w:r>
-              <w:rPr>
-                <w:sz w:val="20"/>
-                <w:szCs w:val="20"/>
-              </w:rPr>
-              <w:t>Compose</w:t>
-            </w:r>
-            <w:proofErr w:type="spellEnd"/>
-            <w:r>
-              <w:rPr>
-                <w:sz w:val="20"/>
-                <w:szCs w:val="20"/>
-              </w:rPr>
-              <w:t>: API Node.js + MongoDB</w:t>
+              <w:t>Laboratorio 5 — Docker Compose: API Node.js + MongoDB</w:t>
             </w:r>
           </w:p>
         </w:tc>
@@ -1546,133 +1473,7 @@
           <w:sz w:val="21"/>
           <w:szCs w:val="21"/>
         </w:rPr>
-        <w:t xml:space="preserve">salida de </w:t>
-      </w:r>
-      <w:proofErr w:type="spellStart"/>
-      <w:r>
-        <w:rPr>
-          <w:color w:val="1E7145"/>
-          <w:sz w:val="21"/>
-          <w:szCs w:val="21"/>
-        </w:rPr>
-        <w:t>docker</w:t>
-      </w:r>
-      <w:proofErr w:type="spellEnd"/>
-      <w:r>
-        <w:rPr>
-          <w:color w:val="1E7145"/>
-          <w:sz w:val="21"/>
-          <w:szCs w:val="21"/>
-        </w:rPr>
-        <w:t xml:space="preserve"> --</w:t>
-      </w:r>
-      <w:proofErr w:type="spellStart"/>
-      <w:r>
-        <w:rPr>
-          <w:color w:val="1E7145"/>
-          <w:sz w:val="21"/>
-          <w:szCs w:val="21"/>
-        </w:rPr>
-        <w:t>version</w:t>
-      </w:r>
-      <w:proofErr w:type="spellEnd"/>
-      <w:r>
-        <w:rPr>
-          <w:color w:val="1E7145"/>
-          <w:sz w:val="21"/>
-          <w:szCs w:val="21"/>
-        </w:rPr>
-        <w:t xml:space="preserve">, </w:t>
-      </w:r>
-      <w:proofErr w:type="spellStart"/>
-      <w:r>
-        <w:rPr>
-          <w:color w:val="1E7145"/>
-          <w:sz w:val="21"/>
-          <w:szCs w:val="21"/>
-        </w:rPr>
-        <w:t>docker</w:t>
-      </w:r>
-      <w:proofErr w:type="spellEnd"/>
-      <w:r>
-        <w:rPr>
-          <w:color w:val="1E7145"/>
-          <w:sz w:val="21"/>
-          <w:szCs w:val="21"/>
-        </w:rPr>
-        <w:t xml:space="preserve"> </w:t>
-      </w:r>
-      <w:proofErr w:type="spellStart"/>
-      <w:r>
-        <w:rPr>
-          <w:color w:val="1E7145"/>
-          <w:sz w:val="21"/>
-          <w:szCs w:val="21"/>
-        </w:rPr>
-        <w:t>compose</w:t>
-      </w:r>
-      <w:proofErr w:type="spellEnd"/>
-      <w:r>
-        <w:rPr>
-          <w:color w:val="1E7145"/>
-          <w:sz w:val="21"/>
-          <w:szCs w:val="21"/>
-        </w:rPr>
-        <w:t xml:space="preserve"> </w:t>
-      </w:r>
-      <w:proofErr w:type="spellStart"/>
-      <w:r>
-        <w:rPr>
-          <w:color w:val="1E7145"/>
-          <w:sz w:val="21"/>
-          <w:szCs w:val="21"/>
-        </w:rPr>
-        <w:t>version</w:t>
-      </w:r>
-      <w:proofErr w:type="spellEnd"/>
-      <w:r>
-        <w:rPr>
-          <w:color w:val="1E7145"/>
-          <w:sz w:val="21"/>
-          <w:szCs w:val="21"/>
-        </w:rPr>
-        <w:t xml:space="preserve"> y </w:t>
-      </w:r>
-      <w:proofErr w:type="spellStart"/>
-      <w:r>
-        <w:rPr>
-          <w:color w:val="1E7145"/>
-          <w:sz w:val="21"/>
-          <w:szCs w:val="21"/>
-        </w:rPr>
-        <w:t>docker</w:t>
-      </w:r>
-      <w:proofErr w:type="spellEnd"/>
-      <w:r>
-        <w:rPr>
-          <w:color w:val="1E7145"/>
-          <w:sz w:val="21"/>
-          <w:szCs w:val="21"/>
-        </w:rPr>
-        <w:t xml:space="preserve"> run </w:t>
-      </w:r>
-      <w:proofErr w:type="spellStart"/>
-      <w:r>
-        <w:rPr>
-          <w:color w:val="1E7145"/>
-          <w:sz w:val="21"/>
-          <w:szCs w:val="21"/>
-        </w:rPr>
-        <w:t>hello-world</w:t>
-      </w:r>
-      <w:proofErr w:type="spellEnd"/>
-      <w:r>
-        <w:rPr>
-          <w:color w:val="1E7145"/>
-          <w:sz w:val="21"/>
-          <w:szCs w:val="21"/>
-        </w:rPr>
-        <w:t>.</w:t>
+        <w:t>salida de docker --version, docker compose version y docker run hello-world.</w:t>
       </w:r>
     </w:p>
     <w:tbl>
@@ -1849,7 +1650,6 @@
                 </wp:inline>
               </w:drawing>
             </w:r>
-            <w:proofErr w:type="spellStart"/>
             <w:r>
               <w:rPr>
                 <w:i/>
@@ -1858,31 +1658,8 @@
                 <w:sz w:val="20"/>
                 <w:szCs w:val="20"/>
               </w:rPr>
-              <w:t>ue</w:t>
-            </w:r>
-            <w:proofErr w:type="spellEnd"/>
-            <w:r>
-              <w:rPr>
-                <w:i/>
-                <w:iCs/>
-                <w:color w:val="A6A6A6"/>
-                <w:sz w:val="20"/>
-                <w:szCs w:val="20"/>
-              </w:rPr>
-              <w:t xml:space="preserve"> aquí la captura de </w:t>
-            </w:r>
-            <w:proofErr w:type="gramStart"/>
-            <w:r>
-              <w:rPr>
-                <w:i/>
-                <w:iCs/>
-                <w:color w:val="A6A6A6"/>
-                <w:sz w:val="20"/>
-                <w:szCs w:val="20"/>
-              </w:rPr>
-              <w:t>pantalla ]</w:t>
-            </w:r>
-            <w:proofErr w:type="gramEnd"/>
+              <w:t>ue aquí la captura de pantalla ]</w:t>
+            </w:r>
           </w:p>
         </w:tc>
       </w:tr>
@@ -1912,95 +1689,7 @@
           <w:sz w:val="21"/>
           <w:szCs w:val="21"/>
         </w:rPr>
-        <w:t>¿Qué diferencia hay entre el cliente de Docker (</w:t>
-      </w:r>
-      <w:proofErr w:type="spellStart"/>
-      <w:r>
-        <w:rPr>
-          <w:b/>
-          <w:bCs/>
-          <w:color w:val="B45F06"/>
-          <w:sz w:val="21"/>
-          <w:szCs w:val="21"/>
-        </w:rPr>
-        <w:t>docker</w:t>
-      </w:r>
-      <w:proofErr w:type="spellEnd"/>
-      <w:r>
-        <w:rPr>
-          <w:b/>
-          <w:bCs/>
-          <w:color w:val="B45F06"/>
-          <w:sz w:val="21"/>
-          <w:szCs w:val="21"/>
-        </w:rPr>
-        <w:t>) y el demonio (</w:t>
-      </w:r>
-      <w:proofErr w:type="spellStart"/>
-      <w:r>
-        <w:rPr>
-          <w:b/>
-          <w:bCs/>
-          <w:color w:val="B45F06"/>
-          <w:sz w:val="21"/>
-          <w:szCs w:val="21"/>
-        </w:rPr>
-        <w:t>dockerd</w:t>
-      </w:r>
-      <w:proofErr w:type="spellEnd"/>
-      <w:r>
-        <w:rPr>
-          <w:b/>
-          <w:bCs/>
-          <w:color w:val="B45F06"/>
-          <w:sz w:val="21"/>
-          <w:szCs w:val="21"/>
-        </w:rPr>
-        <w:t xml:space="preserve">)? ¿Por qué </w:t>
-      </w:r>
-      <w:proofErr w:type="spellStart"/>
-      <w:r>
-        <w:rPr>
-          <w:b/>
-          <w:bCs/>
-          <w:color w:val="B45F06"/>
-          <w:sz w:val="21"/>
-          <w:szCs w:val="21"/>
-        </w:rPr>
-        <w:t>docker</w:t>
-      </w:r>
-      <w:proofErr w:type="spellEnd"/>
-      <w:r>
-        <w:rPr>
-          <w:b/>
-          <w:bCs/>
-          <w:color w:val="B45F06"/>
-          <w:sz w:val="21"/>
-          <w:szCs w:val="21"/>
-        </w:rPr>
-        <w:t xml:space="preserve"> </w:t>
-      </w:r>
-      <w:proofErr w:type="spellStart"/>
-      <w:r>
-        <w:rPr>
-          <w:b/>
-          <w:bCs/>
-          <w:color w:val="B45F06"/>
-          <w:sz w:val="21"/>
-          <w:szCs w:val="21"/>
-        </w:rPr>
-        <w:t>info</w:t>
-      </w:r>
-      <w:proofErr w:type="spellEnd"/>
-      <w:r>
-        <w:rPr>
-          <w:b/>
-          <w:bCs/>
-          <w:color w:val="B45F06"/>
-          <w:sz w:val="21"/>
-          <w:szCs w:val="21"/>
-        </w:rPr>
-        <w:t xml:space="preserve"> falla si Docker Desktop está cerrado?</w:t>
+        <w:t>¿Qué diferencia hay entre el cliente de Docker (docker) y el demonio (dockerd)? ¿Por qué docker info falla si Docker Desktop está cerrado?</w:t>
       </w:r>
     </w:p>
     <w:tbl>
@@ -2136,63 +1825,7 @@
           <w:sz w:val="21"/>
           <w:szCs w:val="21"/>
         </w:rPr>
-        <w:t xml:space="preserve">salida de </w:t>
-      </w:r>
-      <w:proofErr w:type="spellStart"/>
-      <w:r>
-        <w:rPr>
-          <w:color w:val="1E7145"/>
-          <w:sz w:val="21"/>
-          <w:szCs w:val="21"/>
-        </w:rPr>
-        <w:t>docker</w:t>
-      </w:r>
-      <w:proofErr w:type="spellEnd"/>
-      <w:r>
-        <w:rPr>
-          <w:color w:val="1E7145"/>
-          <w:sz w:val="21"/>
-          <w:szCs w:val="21"/>
-        </w:rPr>
-        <w:t xml:space="preserve"> </w:t>
-      </w:r>
-      <w:proofErr w:type="spellStart"/>
-      <w:r>
-        <w:rPr>
-          <w:color w:val="1E7145"/>
-          <w:sz w:val="21"/>
-          <w:szCs w:val="21"/>
-        </w:rPr>
-        <w:t>images</w:t>
-      </w:r>
-      <w:proofErr w:type="spellEnd"/>
-      <w:r>
-        <w:rPr>
-          <w:color w:val="1E7145"/>
-          <w:sz w:val="21"/>
-          <w:szCs w:val="21"/>
-        </w:rPr>
-        <w:t xml:space="preserve"> mostrando al menos </w:t>
-      </w:r>
-      <w:proofErr w:type="spellStart"/>
-      <w:proofErr w:type="gramStart"/>
-      <w:r>
-        <w:rPr>
-          <w:color w:val="1E7145"/>
-          <w:sz w:val="21"/>
-          <w:szCs w:val="21"/>
-        </w:rPr>
-        <w:t>nginx:alpine</w:t>
-      </w:r>
-      <w:proofErr w:type="spellEnd"/>
-      <w:proofErr w:type="gramEnd"/>
-      <w:r>
-        <w:rPr>
-          <w:color w:val="1E7145"/>
-          <w:sz w:val="21"/>
-          <w:szCs w:val="21"/>
-        </w:rPr>
-        <w:t xml:space="preserve"> y mongo:7.</w:t>
+        <w:t>salida de docker images mostrando al menos nginx:alpine y mongo:7.</w:t>
       </w:r>
     </w:p>
     <w:tbl>
@@ -2309,20 +1942,8 @@
                 <w:sz w:val="20"/>
                 <w:szCs w:val="20"/>
               </w:rPr>
-              <w:t xml:space="preserve">[ Pegue aquí la captura de </w:t>
-            </w:r>
-            <w:proofErr w:type="gramStart"/>
-            <w:r>
-              <w:rPr>
-                <w:i/>
-                <w:iCs/>
-                <w:color w:val="A6A6A6"/>
-                <w:sz w:val="20"/>
-                <w:szCs w:val="20"/>
-              </w:rPr>
-              <w:t>pantalla ]</w:t>
-            </w:r>
-            <w:proofErr w:type="gramEnd"/>
+              <w:t>[ Pegue aquí la captura de pantalla ]</w:t>
+            </w:r>
           </w:p>
         </w:tc>
       </w:tr>
@@ -2352,61 +1973,7 @@
           <w:sz w:val="21"/>
           <w:szCs w:val="21"/>
         </w:rPr>
-        <w:t xml:space="preserve">navegador mostrando la página de </w:t>
-      </w:r>
-      <w:proofErr w:type="spellStart"/>
-      <w:r>
-        <w:rPr>
-          <w:color w:val="1E7145"/>
-          <w:sz w:val="21"/>
-          <w:szCs w:val="21"/>
-        </w:rPr>
-        <w:t>Nginx</w:t>
-      </w:r>
-      <w:proofErr w:type="spellEnd"/>
-      <w:r>
-        <w:rPr>
-          <w:color w:val="1E7145"/>
-          <w:sz w:val="21"/>
-          <w:szCs w:val="21"/>
-        </w:rPr>
-        <w:t xml:space="preserve"> en localhost:8080, junto con la salida de </w:t>
-      </w:r>
-      <w:proofErr w:type="spellStart"/>
-      <w:r>
-        <w:rPr>
-          <w:color w:val="1E7145"/>
-          <w:sz w:val="21"/>
-          <w:szCs w:val="21"/>
-        </w:rPr>
-        <w:t>docker</w:t>
-      </w:r>
-      <w:proofErr w:type="spellEnd"/>
-      <w:r>
-        <w:rPr>
-          <w:color w:val="1E7145"/>
-          <w:sz w:val="21"/>
-          <w:szCs w:val="21"/>
-        </w:rPr>
-        <w:t xml:space="preserve"> </w:t>
-      </w:r>
-      <w:proofErr w:type="spellStart"/>
-      <w:r>
-        <w:rPr>
-          <w:color w:val="1E7145"/>
-          <w:sz w:val="21"/>
-          <w:szCs w:val="21"/>
-        </w:rPr>
-        <w:t>ps</w:t>
-      </w:r>
-      <w:proofErr w:type="spellEnd"/>
-      <w:r>
-        <w:rPr>
-          <w:color w:val="1E7145"/>
-          <w:sz w:val="21"/>
-          <w:szCs w:val="21"/>
-        </w:rPr>
-        <w:t>.</w:t>
+        <w:t>navegador mostrando la página de Nginx en localhost:8080, junto con la salida de docker ps.</w:t>
       </w:r>
     </w:p>
     <w:tbl>
@@ -2511,20 +2078,8 @@
                 <w:sz w:val="20"/>
                 <w:szCs w:val="20"/>
               </w:rPr>
-              <w:t xml:space="preserve">[ Pegue aquí la captura de </w:t>
-            </w:r>
-            <w:proofErr w:type="gramStart"/>
-            <w:r>
-              <w:rPr>
-                <w:i/>
-                <w:iCs/>
-                <w:color w:val="A6A6A6"/>
-                <w:sz w:val="20"/>
-                <w:szCs w:val="20"/>
-              </w:rPr>
-              <w:t>pantalla ]</w:t>
-            </w:r>
-            <w:proofErr w:type="gramEnd"/>
+              <w:t>[ Pegue aquí la captura de pantalla ]</w:t>
+            </w:r>
           </w:p>
         </w:tc>
       </w:tr>
@@ -2599,15 +2154,7 @@
               <w:t>o</w:t>
             </w:r>
             <w:r>
-              <w:t xml:space="preserve"> se puede porque el puerto 8080 del host ya está siendo usado por web1. Docker no permite que dos contenedores usen el mismo puerto en el host. Y </w:t>
-            </w:r>
-            <w:proofErr w:type="spellStart"/>
-            <w:r>
-              <w:t>sÍ</w:t>
-            </w:r>
-            <w:proofErr w:type="spellEnd"/>
-            <w:r>
-              <w:t xml:space="preserve"> se puede porque el puerto 8081 está libre en el host.</w:t>
+              <w:t xml:space="preserve"> se puede porque el puerto 8080 del host ya está siendo usado por web1. Docker no permite que dos contenedores usen el mismo puerto en el host. Y sÍ se puede porque el puerto 8081 está libre en el host.</w:t>
             </w:r>
           </w:p>
         </w:tc>
@@ -2689,61 +2236,7 @@
           <w:sz w:val="21"/>
           <w:szCs w:val="21"/>
         </w:rPr>
-        <w:t xml:space="preserve">terminal dentro del contenedor mostrando </w:t>
-      </w:r>
-      <w:proofErr w:type="spellStart"/>
-      <w:r>
-        <w:rPr>
-          <w:color w:val="1E7145"/>
-          <w:sz w:val="21"/>
-          <w:szCs w:val="21"/>
-        </w:rPr>
-        <w:t>cat</w:t>
-      </w:r>
-      <w:proofErr w:type="spellEnd"/>
-      <w:r>
-        <w:rPr>
-          <w:color w:val="1E7145"/>
-          <w:sz w:val="21"/>
-          <w:szCs w:val="21"/>
-        </w:rPr>
-        <w:t xml:space="preserve"> /</w:t>
-      </w:r>
-      <w:proofErr w:type="spellStart"/>
-      <w:r>
-        <w:rPr>
-          <w:color w:val="1E7145"/>
-          <w:sz w:val="21"/>
-          <w:szCs w:val="21"/>
-        </w:rPr>
-        <w:t>etc</w:t>
-      </w:r>
-      <w:proofErr w:type="spellEnd"/>
-      <w:r>
-        <w:rPr>
-          <w:color w:val="1E7145"/>
-          <w:sz w:val="21"/>
-          <w:szCs w:val="21"/>
-        </w:rPr>
-        <w:t>/os-</w:t>
-      </w:r>
-      <w:proofErr w:type="spellStart"/>
-      <w:r>
-        <w:rPr>
-          <w:color w:val="1E7145"/>
-          <w:sz w:val="21"/>
-          <w:szCs w:val="21"/>
-        </w:rPr>
-        <w:t>release</w:t>
-      </w:r>
-      <w:proofErr w:type="spellEnd"/>
-      <w:r>
-        <w:rPr>
-          <w:color w:val="1E7145"/>
-          <w:sz w:val="21"/>
-          <w:szCs w:val="21"/>
-        </w:rPr>
-        <w:t>, y el navegador con la página modificada.</w:t>
+        <w:t>terminal dentro del contenedor mostrando cat /etc/os-release, y el navegador con la página modificada.</w:t>
       </w:r>
     </w:p>
     <w:tbl>
@@ -2847,20 +2340,8 @@
                 <w:sz w:val="20"/>
                 <w:szCs w:val="20"/>
               </w:rPr>
-              <w:t xml:space="preserve">la captura de </w:t>
-            </w:r>
-            <w:proofErr w:type="gramStart"/>
-            <w:r>
-              <w:rPr>
-                <w:i/>
-                <w:iCs/>
-                <w:color w:val="A6A6A6"/>
-                <w:sz w:val="20"/>
-                <w:szCs w:val="20"/>
-              </w:rPr>
-              <w:t>pantalla ]</w:t>
-            </w:r>
-            <w:proofErr w:type="gramEnd"/>
+              <w:t>la captura de pantalla ]</w:t>
+            </w:r>
           </w:p>
         </w:tc>
       </w:tr>
@@ -2995,20 +2476,8 @@
                 <w:sz w:val="20"/>
                 <w:szCs w:val="20"/>
               </w:rPr>
-              <w:t xml:space="preserve">[ Pegue aquí la captura de </w:t>
-            </w:r>
-            <w:proofErr w:type="gramStart"/>
-            <w:r>
-              <w:rPr>
-                <w:i/>
-                <w:iCs/>
-                <w:color w:val="A6A6A6"/>
-                <w:sz w:val="20"/>
-                <w:szCs w:val="20"/>
-              </w:rPr>
-              <w:t>pantalla ]</w:t>
-            </w:r>
-            <w:proofErr w:type="gramEnd"/>
+              <w:t>[ Pegue aquí la captura de pantalla ]</w:t>
+            </w:r>
           </w:p>
         </w:tc>
       </w:tr>
@@ -3038,29 +2507,7 @@
           <w:sz w:val="21"/>
           <w:szCs w:val="21"/>
         </w:rPr>
-        <w:t xml:space="preserve">Al borrar el contenedor web1, ¿qué pasó con el archivo index.html que modificó en el Paso 4? Vuelva a crear un contenedor </w:t>
-      </w:r>
-      <w:proofErr w:type="spellStart"/>
-      <w:r>
-        <w:rPr>
-          <w:b/>
-          <w:bCs/>
-          <w:color w:val="B45F06"/>
-          <w:sz w:val="21"/>
-          <w:szCs w:val="21"/>
-        </w:rPr>
-        <w:t>nginx</w:t>
-      </w:r>
-      <w:proofErr w:type="spellEnd"/>
-      <w:r>
-        <w:rPr>
-          <w:b/>
-          <w:bCs/>
-          <w:color w:val="B45F06"/>
-          <w:sz w:val="21"/>
-          <w:szCs w:val="21"/>
-        </w:rPr>
-        <w:t xml:space="preserve"> y compruébelo. ¿Qué conclusión saca sobre dónde deben guardarse los datos?</w:t>
+        <w:t>Al borrar el contenedor web1, ¿qué pasó con el archivo index.html que modificó en el Paso 4? Vuelva a crear un contenedor nginx y compruébelo. ¿Qué conclusión saca sobre dónde deben guardarse los datos?</w:t>
       </w:r>
     </w:p>
     <w:tbl>
@@ -3181,43 +2628,7 @@
           <w:sz w:val="21"/>
           <w:szCs w:val="21"/>
         </w:rPr>
-        <w:t xml:space="preserve">salida de </w:t>
-      </w:r>
-      <w:proofErr w:type="spellStart"/>
-      <w:r>
-        <w:rPr>
-          <w:color w:val="1E7145"/>
-          <w:sz w:val="21"/>
-          <w:szCs w:val="21"/>
-        </w:rPr>
-        <w:t>docker</w:t>
-      </w:r>
-      <w:proofErr w:type="spellEnd"/>
-      <w:r>
-        <w:rPr>
-          <w:color w:val="1E7145"/>
-          <w:sz w:val="21"/>
-          <w:szCs w:val="21"/>
-        </w:rPr>
-        <w:t xml:space="preserve"> </w:t>
-      </w:r>
-      <w:proofErr w:type="spellStart"/>
-      <w:r>
-        <w:rPr>
-          <w:color w:val="1E7145"/>
-          <w:sz w:val="21"/>
-          <w:szCs w:val="21"/>
-        </w:rPr>
-        <w:t>history</w:t>
-      </w:r>
-      <w:proofErr w:type="spellEnd"/>
-      <w:r>
-        <w:rPr>
-          <w:color w:val="1E7145"/>
-          <w:sz w:val="21"/>
-          <w:szCs w:val="21"/>
-        </w:rPr>
-        <w:t xml:space="preserve"> mongo:7.</w:t>
+        <w:t>salida de docker history mongo:7.</w:t>
       </w:r>
     </w:p>
     <w:tbl>
@@ -3267,20 +2678,8 @@
                 <w:sz w:val="20"/>
                 <w:szCs w:val="20"/>
               </w:rPr>
-              <w:t xml:space="preserve">[ Pegue aquí la </w:t>
-            </w:r>
-            <w:proofErr w:type="spellStart"/>
-            <w:r>
-              <w:rPr>
-                <w:i/>
-                <w:iCs/>
-                <w:color w:val="A6A6A6"/>
-                <w:sz w:val="20"/>
-                <w:szCs w:val="20"/>
-              </w:rPr>
-              <w:t>captur</w:t>
-            </w:r>
-            <w:proofErr w:type="spellEnd"/>
+              <w:t>[ Pegue aquí la captur</w:t>
+            </w:r>
             <w:r>
               <w:rPr>
                 <w:i/>
@@ -3333,20 +2732,8 @@
                 <w:sz w:val="20"/>
                 <w:szCs w:val="20"/>
               </w:rPr>
-              <w:t xml:space="preserve">a de </w:t>
-            </w:r>
-            <w:proofErr w:type="gramStart"/>
-            <w:r>
-              <w:rPr>
-                <w:i/>
-                <w:iCs/>
-                <w:color w:val="A6A6A6"/>
-                <w:sz w:val="20"/>
-                <w:szCs w:val="20"/>
-              </w:rPr>
-              <w:t>pantalla ]</w:t>
-            </w:r>
-            <w:proofErr w:type="gramEnd"/>
+              <w:t>a de pantalla ]</w:t>
+            </w:r>
           </w:p>
         </w:tc>
       </w:tr>
@@ -3369,19 +2756,8 @@
           <w:szCs w:val="25"/>
         </w:rPr>
         <w:lastRenderedPageBreak/>
-        <w:t xml:space="preserve">Laboratorio 2 — Construcción de imágenes con </w:t>
+        <w:t>Laboratorio 2 — Construcción de imágenes con Dockerfile</w:t>
       </w:r>
-      <w:proofErr w:type="spellStart"/>
-      <w:r>
-        <w:rPr>
-          <w:b/>
-          <w:bCs/>
-          <w:sz w:val="25"/>
-          <w:szCs w:val="25"/>
-        </w:rPr>
-        <w:t>Dockerfile</w:t>
-      </w:r>
-      <w:proofErr w:type="spellEnd"/>
     </w:p>
     <w:p>
       <w:pPr>
@@ -3403,43 +2779,7 @@
           <w:sz w:val="21"/>
           <w:szCs w:val="21"/>
         </w:rPr>
-        <w:t xml:space="preserve">salida completa de </w:t>
-      </w:r>
-      <w:proofErr w:type="spellStart"/>
-      <w:r>
-        <w:rPr>
-          <w:color w:val="1E7145"/>
-          <w:sz w:val="21"/>
-          <w:szCs w:val="21"/>
-        </w:rPr>
-        <w:t>docker</w:t>
-      </w:r>
-      <w:proofErr w:type="spellEnd"/>
-      <w:r>
-        <w:rPr>
-          <w:color w:val="1E7145"/>
-          <w:sz w:val="21"/>
-          <w:szCs w:val="21"/>
-        </w:rPr>
-        <w:t xml:space="preserve"> </w:t>
-      </w:r>
-      <w:proofErr w:type="spellStart"/>
-      <w:r>
-        <w:rPr>
-          <w:color w:val="1E7145"/>
-          <w:sz w:val="21"/>
-          <w:szCs w:val="21"/>
-        </w:rPr>
-        <w:t>build</w:t>
-      </w:r>
-      <w:proofErr w:type="spellEnd"/>
-      <w:r>
-        <w:rPr>
-          <w:color w:val="1E7145"/>
-          <w:sz w:val="21"/>
-          <w:szCs w:val="21"/>
-        </w:rPr>
-        <w:t xml:space="preserve"> mostrando los pasos numerados y el mensaje final de éxito.</w:t>
+        <w:t>salida completa de docker build mostrando los pasos numerados y el mensaje final de éxito.</w:t>
       </w:r>
     </w:p>
     <w:tbl>
@@ -3543,20 +2883,8 @@
                 <w:sz w:val="20"/>
                 <w:szCs w:val="20"/>
               </w:rPr>
-              <w:t xml:space="preserve">[ Pegue aquí la captura de </w:t>
-            </w:r>
-            <w:proofErr w:type="gramStart"/>
-            <w:r>
-              <w:rPr>
-                <w:i/>
-                <w:iCs/>
-                <w:color w:val="A6A6A6"/>
-                <w:sz w:val="20"/>
-                <w:szCs w:val="20"/>
-              </w:rPr>
-              <w:t>pantalla ]</w:t>
-            </w:r>
-            <w:proofErr w:type="gramEnd"/>
+              <w:t>[ Pegue aquí la captura de pantalla ]</w:t>
+            </w:r>
             <w:r>
               <w:rPr>
                 <w:noProof/>
@@ -3636,25 +2964,7 @@
           <w:sz w:val="21"/>
           <w:szCs w:val="21"/>
         </w:rPr>
-        <w:t xml:space="preserve">respuesta JSON de http://localhost:3000 en el navegador o con </w:t>
-      </w:r>
-      <w:proofErr w:type="spellStart"/>
-      <w:r>
-        <w:rPr>
-          <w:color w:val="1E7145"/>
-          <w:sz w:val="21"/>
-          <w:szCs w:val="21"/>
-        </w:rPr>
-        <w:t>curl</w:t>
-      </w:r>
-      <w:proofErr w:type="spellEnd"/>
-      <w:r>
-        <w:rPr>
-          <w:color w:val="1E7145"/>
-          <w:sz w:val="21"/>
-          <w:szCs w:val="21"/>
-        </w:rPr>
-        <w:t>.</w:t>
+        <w:t>respuesta JSON de http://localhost:3000 en el navegador o con curl.</w:t>
       </w:r>
     </w:p>
     <w:tbl>
@@ -3759,20 +3069,8 @@
                 <w:sz w:val="20"/>
                 <w:szCs w:val="20"/>
               </w:rPr>
-              <w:t xml:space="preserve">la captura de </w:t>
-            </w:r>
-            <w:proofErr w:type="gramStart"/>
-            <w:r>
-              <w:rPr>
-                <w:i/>
-                <w:iCs/>
-                <w:color w:val="A6A6A6"/>
-                <w:sz w:val="20"/>
-                <w:szCs w:val="20"/>
-              </w:rPr>
-              <w:t>pantalla ]</w:t>
-            </w:r>
-            <w:proofErr w:type="gramEnd"/>
+              <w:t>la captura de pantalla ]</w:t>
+            </w:r>
           </w:p>
         </w:tc>
       </w:tr>
@@ -3963,8 +3261,6 @@
                 </wp:inline>
               </w:drawing>
             </w:r>
-            <w:proofErr w:type="spellStart"/>
-            <w:proofErr w:type="gramStart"/>
             <w:r>
               <w:rPr>
                 <w:i/>
@@ -3973,20 +3269,8 @@
                 <w:sz w:val="20"/>
                 <w:szCs w:val="20"/>
               </w:rPr>
-              <w:t>lla</w:t>
-            </w:r>
-            <w:proofErr w:type="spellEnd"/>
-            <w:r>
-              <w:rPr>
-                <w:i/>
-                <w:iCs/>
-                <w:color w:val="A6A6A6"/>
-                <w:sz w:val="20"/>
-                <w:szCs w:val="20"/>
-              </w:rPr>
-              <w:t xml:space="preserve"> ]</w:t>
-            </w:r>
-            <w:proofErr w:type="gramEnd"/>
+              <w:t>lla ]</w:t>
+            </w:r>
           </w:p>
         </w:tc>
       </w:tr>
@@ -4016,29 +3300,7 @@
           <w:sz w:val="21"/>
           <w:szCs w:val="21"/>
         </w:rPr>
-        <w:t xml:space="preserve">¿Por qué el orden de las instrucciones del </w:t>
-      </w:r>
-      <w:proofErr w:type="spellStart"/>
-      <w:r>
-        <w:rPr>
-          <w:b/>
-          <w:bCs/>
-          <w:color w:val="B45F06"/>
-          <w:sz w:val="21"/>
-          <w:szCs w:val="21"/>
-        </w:rPr>
-        <w:t>Dockerfile</w:t>
-      </w:r>
-      <w:proofErr w:type="spellEnd"/>
-      <w:r>
-        <w:rPr>
-          <w:b/>
-          <w:bCs/>
-          <w:color w:val="B45F06"/>
-          <w:sz w:val="21"/>
-          <w:szCs w:val="21"/>
-        </w:rPr>
-        <w:t xml:space="preserve"> afecta al tiempo de construcción? Explique la relación entre instrucción, capa y caché.</w:t>
+        <w:t>¿Por qué el orden de las instrucciones del Dockerfile afecta al tiempo de construcción? Explique la relación entre instrucción, capa y caché.</w:t>
       </w:r>
     </w:p>
     <w:tbl>
@@ -4077,15 +3339,7 @@
           </w:tcPr>
           <w:p>
             <w:r>
-              <w:t xml:space="preserve">El orden de las instrucciones en un </w:t>
-            </w:r>
-            <w:proofErr w:type="spellStart"/>
-            <w:r>
-              <w:t>Dockerfile</w:t>
-            </w:r>
-            <w:proofErr w:type="spellEnd"/>
-            <w:r>
-              <w:t xml:space="preserve"> afecta directamente el tiempo de construcción debido al sistema de capas y caché que utiliza Docker.</w:t>
+              <w:t>El orden de las instrucciones en un Dockerfile afecta directamente el tiempo de construcción debido al sistema de capas y caché que utiliza Docker.</w:t>
             </w:r>
           </w:p>
           <w:p/>
@@ -4168,35 +3422,7 @@
           <w:sz w:val="21"/>
           <w:szCs w:val="21"/>
         </w:rPr>
-        <w:t xml:space="preserve">comparación de tamaños entre api-tareas:1.0 y </w:t>
-      </w:r>
-      <w:proofErr w:type="spellStart"/>
-      <w:r>
-        <w:rPr>
-          <w:color w:val="1E7145"/>
-          <w:sz w:val="21"/>
-          <w:szCs w:val="21"/>
-        </w:rPr>
-        <w:t>api-</w:t>
-      </w:r>
-      <w:proofErr w:type="gramStart"/>
-      <w:r>
-        <w:rPr>
-          <w:color w:val="1E7145"/>
-          <w:sz w:val="21"/>
-          <w:szCs w:val="21"/>
-        </w:rPr>
-        <w:t>tareas:slim</w:t>
-      </w:r>
-      <w:proofErr w:type="spellEnd"/>
-      <w:proofErr w:type="gramEnd"/>
-      <w:r>
-        <w:rPr>
-          <w:color w:val="1E7145"/>
-          <w:sz w:val="21"/>
-          <w:szCs w:val="21"/>
-        </w:rPr>
-        <w:t>.</w:t>
+        <w:t>comparación de tamaños entre api-tareas:1.0 y api-tareas:slim.</w:t>
       </w:r>
     </w:p>
     <w:tbl>
@@ -4301,20 +3527,8 @@
                 <w:sz w:val="20"/>
                 <w:szCs w:val="20"/>
               </w:rPr>
-              <w:t xml:space="preserve"> la captura de </w:t>
-            </w:r>
-            <w:proofErr w:type="gramStart"/>
-            <w:r>
-              <w:rPr>
-                <w:i/>
-                <w:iCs/>
-                <w:color w:val="A6A6A6"/>
-                <w:sz w:val="20"/>
-                <w:szCs w:val="20"/>
-              </w:rPr>
-              <w:t>pantalla ]</w:t>
-            </w:r>
-            <w:proofErr w:type="gramEnd"/>
+              <w:t xml:space="preserve"> la captura de pantalla ]</w:t>
+            </w:r>
           </w:p>
         </w:tc>
       </w:tr>
@@ -4360,6 +3574,449 @@
           <w:szCs w:val="21"/>
         </w:rPr>
         <w:t>el documento insertado antes de borrar el contenedor y la consulta vacía después de recrearlo.</w:t>
+      </w:r>
+    </w:p>
+    <w:tbl>
+      <w:tblPr>
+        <w:tblW w:w="9020" w:type="dxa"/>
+        <w:tblBorders>
+          <w:top w:val="dashed" w:sz="6" w:space="0" w:color="A6A6A6"/>
+          <w:left w:val="dashed" w:sz="6" w:space="0" w:color="A6A6A6"/>
+          <w:bottom w:val="dashed" w:sz="6" w:space="0" w:color="A6A6A6"/>
+          <w:right w:val="dashed" w:sz="6" w:space="0" w:color="A6A6A6"/>
+          <w:insideH w:val="none" w:sz="0" w:space="0" w:color="FFFFFF"/>
+          <w:insideV w:val="none" w:sz="0" w:space="0" w:color="FFFFFF"/>
+        </w:tblBorders>
+        <w:tblCellMar>
+          <w:left w:w="10" w:type="dxa"/>
+          <w:right w:w="10" w:type="dxa"/>
+        </w:tblCellMar>
+        <w:tblLook w:val="04A0" w:firstRow="1" w:lastRow="0" w:firstColumn="1" w:lastColumn="0" w:noHBand="0" w:noVBand="1"/>
+      </w:tblPr>
+      <w:tblGrid>
+        <w:gridCol w:w="9410"/>
+      </w:tblGrid>
+      <w:tr>
+        <w:trPr>
+          <w:trHeight w:val="2100"/>
+        </w:trPr>
+        <w:tc>
+          <w:tcPr>
+            <w:tcW w:w="9020" w:type="dxa"/>
+            <w:tcMar>
+              <w:top w:w="120" w:type="dxa"/>
+              <w:left w:w="120" w:type="dxa"/>
+              <w:bottom w:w="120" w:type="dxa"/>
+              <w:right w:w="120" w:type="dxa"/>
+            </w:tcMar>
+          </w:tcPr>
+          <w:p>
+            <w:pPr>
+              <w:spacing w:before="240" w:after="240"/>
+              <w:jc w:val="center"/>
+            </w:pPr>
+            <w:r>
+              <w:rPr>
+                <w:i/>
+                <w:iCs/>
+                <w:color w:val="A6A6A6"/>
+                <w:sz w:val="20"/>
+                <w:szCs w:val="20"/>
+              </w:rPr>
+              <w:lastRenderedPageBreak/>
+              <w:drawing>
+                <wp:inline distT="0" distB="0" distL="0" distR="0" wp14:anchorId="2C13027B" wp14:editId="705300B9">
+                  <wp:extent cx="5985510" cy="2216785"/>
+                  <wp:effectExtent l="0" t="0" r="0" b="0"/>
+                  <wp:docPr id="467462709" name="Imagen 1"/>
+                  <wp:cNvGraphicFramePr>
+                    <a:graphicFrameLocks xmlns:a="http://schemas.openxmlformats.org/drawingml/2006/main" noChangeAspect="1"/>
+                  </wp:cNvGraphicFramePr>
+                  <a:graphic xmlns:a="http://schemas.openxmlformats.org/drawingml/2006/main">
+                    <a:graphicData uri="http://schemas.openxmlformats.org/drawingml/2006/picture">
+                      <pic:pic xmlns:pic="http://schemas.openxmlformats.org/drawingml/2006/picture">
+                        <pic:nvPicPr>
+                          <pic:cNvPr id="467462709" name=""/>
+                          <pic:cNvPicPr/>
+                        </pic:nvPicPr>
+                        <pic:blipFill>
+                          <a:blip r:embed="rId20"/>
+                          <a:stretch>
+                            <a:fillRect/>
+                          </a:stretch>
+                        </pic:blipFill>
+                        <pic:spPr>
+                          <a:xfrm>
+                            <a:off x="0" y="0"/>
+                            <a:ext cx="5985510" cy="2216785"/>
+                          </a:xfrm>
+                          <a:prstGeom prst="rect">
+                            <a:avLst/>
+                          </a:prstGeom>
+                        </pic:spPr>
+                      </pic:pic>
+                    </a:graphicData>
+                  </a:graphic>
+                </wp:inline>
+              </w:drawing>
+            </w:r>
+            <w:r>
+              <w:rPr>
+                <w:i/>
+                <w:iCs/>
+                <w:color w:val="A6A6A6"/>
+                <w:sz w:val="20"/>
+                <w:szCs w:val="20"/>
+              </w:rPr>
+              <w:t xml:space="preserve"> </w:t>
+            </w:r>
+            <w:r>
+              <w:rPr>
+                <w:i/>
+                <w:iCs/>
+                <w:color w:val="A6A6A6"/>
+                <w:sz w:val="20"/>
+                <w:szCs w:val="20"/>
+              </w:rPr>
+              <w:t>[</w:t>
+            </w:r>
+            <w:r>
+              <w:rPr>
+                <w:i/>
+                <w:iCs/>
+                <w:color w:val="A6A6A6"/>
+                <w:sz w:val="20"/>
+                <w:szCs w:val="20"/>
+              </w:rPr>
+              <w:drawing>
+                <wp:inline distT="0" distB="0" distL="0" distR="0" wp14:anchorId="7DD6B5FF" wp14:editId="3110FCDC">
+                  <wp:extent cx="5985510" cy="2296795"/>
+                  <wp:effectExtent l="0" t="0" r="0" b="8255"/>
+                  <wp:docPr id="882746319" name="Imagen 1"/>
+                  <wp:cNvGraphicFramePr>
+                    <a:graphicFrameLocks xmlns:a="http://schemas.openxmlformats.org/drawingml/2006/main" noChangeAspect="1"/>
+                  </wp:cNvGraphicFramePr>
+                  <a:graphic xmlns:a="http://schemas.openxmlformats.org/drawingml/2006/main">
+                    <a:graphicData uri="http://schemas.openxmlformats.org/drawingml/2006/picture">
+                      <pic:pic xmlns:pic="http://schemas.openxmlformats.org/drawingml/2006/picture">
+                        <pic:nvPicPr>
+                          <pic:cNvPr id="882746319" name=""/>
+                          <pic:cNvPicPr/>
+                        </pic:nvPicPr>
+                        <pic:blipFill>
+                          <a:blip r:embed="rId21"/>
+                          <a:stretch>
+                            <a:fillRect/>
+                          </a:stretch>
+                        </pic:blipFill>
+                        <pic:spPr>
+                          <a:xfrm>
+                            <a:off x="0" y="0"/>
+                            <a:ext cx="5985510" cy="2296795"/>
+                          </a:xfrm>
+                          <a:prstGeom prst="rect">
+                            <a:avLst/>
+                          </a:prstGeom>
+                        </pic:spPr>
+                      </pic:pic>
+                    </a:graphicData>
+                  </a:graphic>
+                </wp:inline>
+              </w:drawing>
+            </w:r>
+            <w:r>
+              <w:rPr>
+                <w:i/>
+                <w:iCs/>
+                <w:color w:val="A6A6A6"/>
+                <w:sz w:val="20"/>
+                <w:szCs w:val="20"/>
+              </w:rPr>
+              <w:t xml:space="preserve"> Pegue aquí la captura de pantalla ]</w:t>
+            </w:r>
+          </w:p>
+        </w:tc>
+      </w:tr>
+    </w:tbl>
+    <w:p>
+      <w:pPr>
+        <w:spacing w:after="80"/>
+      </w:pPr>
+    </w:p>
+    <w:p>
+      <w:pPr>
+        <w:spacing w:before="160" w:after="60"/>
+      </w:pPr>
+      <w:r>
+        <w:rPr>
+          <w:b/>
+          <w:bCs/>
+          <w:color w:val="1E7145"/>
+          <w:sz w:val="21"/>
+          <w:szCs w:val="21"/>
+        </w:rPr>
+        <w:t xml:space="preserve">Captura N.º 12: </w:t>
+      </w:r>
+      <w:r>
+        <w:rPr>
+          <w:color w:val="1E7145"/>
+          <w:sz w:val="21"/>
+          <w:szCs w:val="21"/>
+        </w:rPr>
+        <w:t>el documento recuperado después de destruir y recrear el contenedor con el volumen.</w:t>
+      </w:r>
+    </w:p>
+    <w:tbl>
+      <w:tblPr>
+        <w:tblW w:w="9020" w:type="dxa"/>
+        <w:tblBorders>
+          <w:top w:val="dashed" w:sz="6" w:space="0" w:color="A6A6A6"/>
+          <w:left w:val="dashed" w:sz="6" w:space="0" w:color="A6A6A6"/>
+          <w:bottom w:val="dashed" w:sz="6" w:space="0" w:color="A6A6A6"/>
+          <w:right w:val="dashed" w:sz="6" w:space="0" w:color="A6A6A6"/>
+          <w:insideH w:val="none" w:sz="0" w:space="0" w:color="FFFFFF"/>
+          <w:insideV w:val="none" w:sz="0" w:space="0" w:color="FFFFFF"/>
+        </w:tblBorders>
+        <w:tblCellMar>
+          <w:left w:w="10" w:type="dxa"/>
+          <w:right w:w="10" w:type="dxa"/>
+        </w:tblCellMar>
+        <w:tblLook w:val="04A0" w:firstRow="1" w:lastRow="0" w:firstColumn="1" w:lastColumn="0" w:noHBand="0" w:noVBand="1"/>
+      </w:tblPr>
+      <w:tblGrid>
+        <w:gridCol w:w="9410"/>
+      </w:tblGrid>
+      <w:tr>
+        <w:trPr>
+          <w:trHeight w:val="2100"/>
+        </w:trPr>
+        <w:tc>
+          <w:tcPr>
+            <w:tcW w:w="9020" w:type="dxa"/>
+            <w:tcMar>
+              <w:top w:w="120" w:type="dxa"/>
+              <w:left w:w="120" w:type="dxa"/>
+              <w:bottom w:w="120" w:type="dxa"/>
+              <w:right w:w="120" w:type="dxa"/>
+            </w:tcMar>
+          </w:tcPr>
+          <w:p>
+            <w:pPr>
+              <w:spacing w:before="240" w:after="240"/>
+              <w:jc w:val="center"/>
+            </w:pPr>
+            <w:r>
+              <w:rPr>
+                <w:i/>
+                <w:iCs/>
+                <w:color w:val="A6A6A6"/>
+                <w:sz w:val="20"/>
+                <w:szCs w:val="20"/>
+              </w:rPr>
+              <w:lastRenderedPageBreak/>
+              <w:drawing>
+                <wp:inline distT="0" distB="0" distL="0" distR="0" wp14:anchorId="2675D06A" wp14:editId="10C9453B">
+                  <wp:extent cx="5985510" cy="5527040"/>
+                  <wp:effectExtent l="0" t="0" r="0" b="0"/>
+                  <wp:docPr id="720181235" name="Imagen 1"/>
+                  <wp:cNvGraphicFramePr>
+                    <a:graphicFrameLocks xmlns:a="http://schemas.openxmlformats.org/drawingml/2006/main" noChangeAspect="1"/>
+                  </wp:cNvGraphicFramePr>
+                  <a:graphic xmlns:a="http://schemas.openxmlformats.org/drawingml/2006/main">
+                    <a:graphicData uri="http://schemas.openxmlformats.org/drawingml/2006/picture">
+                      <pic:pic xmlns:pic="http://schemas.openxmlformats.org/drawingml/2006/picture">
+                        <pic:nvPicPr>
+                          <pic:cNvPr id="720181235" name=""/>
+                          <pic:cNvPicPr/>
+                        </pic:nvPicPr>
+                        <pic:blipFill>
+                          <a:blip r:embed="rId22"/>
+                          <a:stretch>
+                            <a:fillRect/>
+                          </a:stretch>
+                        </pic:blipFill>
+                        <pic:spPr>
+                          <a:xfrm>
+                            <a:off x="0" y="0"/>
+                            <a:ext cx="5985510" cy="5527040"/>
+                          </a:xfrm>
+                          <a:prstGeom prst="rect">
+                            <a:avLst/>
+                          </a:prstGeom>
+                        </pic:spPr>
+                      </pic:pic>
+                    </a:graphicData>
+                  </a:graphic>
+                </wp:inline>
+              </w:drawing>
+            </w:r>
+            <w:r>
+              <w:rPr>
+                <w:i/>
+                <w:iCs/>
+                <w:color w:val="A6A6A6"/>
+                <w:sz w:val="20"/>
+                <w:szCs w:val="20"/>
+              </w:rPr>
+              <w:t xml:space="preserve"> </w:t>
+            </w:r>
+            <w:r>
+              <w:rPr>
+                <w:i/>
+                <w:iCs/>
+                <w:color w:val="A6A6A6"/>
+                <w:sz w:val="20"/>
+                <w:szCs w:val="20"/>
+              </w:rPr>
+              <w:t>[ Pegue aquí la captura de pantalla ]</w:t>
+            </w:r>
+          </w:p>
+        </w:tc>
+      </w:tr>
+    </w:tbl>
+    <w:p>
+      <w:pPr>
+        <w:spacing w:after="80"/>
+      </w:pPr>
+    </w:p>
+    <w:p>
+      <w:pPr>
+        <w:spacing w:before="160" w:after="80"/>
+      </w:pPr>
+      <w:r>
+        <w:rPr>
+          <w:b/>
+          <w:bCs/>
+          <w:color w:val="B45F06"/>
+        </w:rPr>
+        <w:t xml:space="preserve">✎ Pregunta N.º 5. </w:t>
+      </w:r>
+      <w:r>
+        <w:rPr>
+          <w:b/>
+          <w:bCs/>
+          <w:color w:val="B45F06"/>
+          <w:sz w:val="21"/>
+          <w:szCs w:val="21"/>
+        </w:rPr>
+        <w:t>¿Dónde se almacena físicamente un volumen nombrado? Use docker volume inspect datos_mongo y explique el campo Mountpoint. ¿Por qué en Windows esa ruta no es accesible directamente desde el Explorador de archivos?</w:t>
+      </w:r>
+    </w:p>
+    <w:tbl>
+      <w:tblPr>
+        <w:tblW w:w="9020" w:type="dxa"/>
+        <w:tblBorders>
+          <w:top w:val="none" w:sz="0" w:space="0" w:color="FFFFFF"/>
+          <w:left w:val="none" w:sz="0" w:space="0" w:color="FFFFFF"/>
+          <w:bottom w:val="dotted" w:sz="6" w:space="0" w:color="BFBFBF"/>
+          <w:right w:val="none" w:sz="0" w:space="0" w:color="FFFFFF"/>
+          <w:insideH w:val="dotted" w:sz="6" w:space="0" w:color="BFBFBF"/>
+          <w:insideV w:val="none" w:sz="0" w:space="0" w:color="FFFFFF"/>
+        </w:tblBorders>
+        <w:tblCellMar>
+          <w:left w:w="10" w:type="dxa"/>
+          <w:right w:w="10" w:type="dxa"/>
+        </w:tblCellMar>
+        <w:tblLook w:val="04A0" w:firstRow="1" w:lastRow="0" w:firstColumn="1" w:lastColumn="0" w:noHBand="0" w:noVBand="1"/>
+      </w:tblPr>
+      <w:tblGrid>
+        <w:gridCol w:w="9020"/>
+      </w:tblGrid>
+      <w:tr>
+        <w:trPr>
+          <w:trHeight w:val="340"/>
+        </w:trPr>
+        <w:tc>
+          <w:tcPr>
+            <w:tcW w:w="9020" w:type="dxa"/>
+            <w:tcMar>
+              <w:top w:w="20" w:type="dxa"/>
+              <w:left w:w="60" w:type="dxa"/>
+              <w:bottom w:w="20" w:type="dxa"/>
+              <w:right w:w="60" w:type="dxa"/>
+            </w:tcMar>
+          </w:tcPr>
+          <w:p/>
+        </w:tc>
+      </w:tr>
+      <w:tr>
+        <w:trPr>
+          <w:trHeight w:val="340"/>
+        </w:trPr>
+        <w:tc>
+          <w:tcPr>
+            <w:tcW w:w="9020" w:type="dxa"/>
+            <w:tcMar>
+              <w:top w:w="20" w:type="dxa"/>
+              <w:left w:w="60" w:type="dxa"/>
+              <w:bottom w:w="20" w:type="dxa"/>
+              <w:right w:w="60" w:type="dxa"/>
+            </w:tcMar>
+          </w:tcPr>
+          <w:p/>
+        </w:tc>
+      </w:tr>
+      <w:tr>
+        <w:trPr>
+          <w:trHeight w:val="340"/>
+        </w:trPr>
+        <w:tc>
+          <w:tcPr>
+            <w:tcW w:w="9020" w:type="dxa"/>
+            <w:tcMar>
+              <w:top w:w="20" w:type="dxa"/>
+              <w:left w:w="60" w:type="dxa"/>
+              <w:bottom w:w="20" w:type="dxa"/>
+              <w:right w:w="60" w:type="dxa"/>
+            </w:tcMar>
+          </w:tcPr>
+          <w:p/>
+        </w:tc>
+      </w:tr>
+      <w:tr>
+        <w:trPr>
+          <w:trHeight w:val="340"/>
+        </w:trPr>
+        <w:tc>
+          <w:tcPr>
+            <w:tcW w:w="9020" w:type="dxa"/>
+            <w:tcMar>
+              <w:top w:w="20" w:type="dxa"/>
+              <w:left w:w="60" w:type="dxa"/>
+              <w:bottom w:w="20" w:type="dxa"/>
+              <w:right w:w="60" w:type="dxa"/>
+            </w:tcMar>
+          </w:tcPr>
+          <w:p/>
+        </w:tc>
+      </w:tr>
+    </w:tbl>
+    <w:p>
+      <w:pPr>
+        <w:spacing w:after="120"/>
+      </w:pPr>
+    </w:p>
+    <w:p>
+      <w:pPr>
+        <w:spacing w:before="160" w:after="60"/>
+      </w:pPr>
+      <w:r>
+        <w:rPr>
+          <w:b/>
+          <w:bCs/>
+          <w:color w:val="1E7145"/>
+          <w:sz w:val="21"/>
+          <w:szCs w:val="21"/>
+        </w:rPr>
+        <w:t xml:space="preserve">Captura N.º 13: </w:t>
+      </w:r>
+      <w:r>
+        <w:rPr>
+          <w:color w:val="1E7145"/>
+          <w:sz w:val="21"/>
+          <w:szCs w:val="21"/>
+        </w:rPr>
+        <w:t>el navegador antes y después de editar index.html desde el host.</w:t>
       </w:r>
     </w:p>
     <w:tbl>
@@ -4409,20 +4066,9 @@
                 <w:sz w:val="20"/>
                 <w:szCs w:val="20"/>
               </w:rPr>
-              <w:t xml:space="preserve">[ Pegue aquí la captura de </w:t>
-            </w:r>
-            <w:proofErr w:type="gramStart"/>
-            <w:r>
-              <w:rPr>
-                <w:i/>
-                <w:iCs/>
-                <w:color w:val="A6A6A6"/>
-                <w:sz w:val="20"/>
-                <w:szCs w:val="20"/>
-              </w:rPr>
-              <w:t>pantalla ]</w:t>
-            </w:r>
-            <w:proofErr w:type="gramEnd"/>
+              <w:lastRenderedPageBreak/>
+              <w:t>[ Pegue aquí la captura de pantalla ]</w:t>
+            </w:r>
           </w:p>
         </w:tc>
       </w:tr>
@@ -4444,7 +4090,7 @@
           <w:sz w:val="21"/>
           <w:szCs w:val="21"/>
         </w:rPr>
-        <w:t xml:space="preserve">Captura N.º 12: </w:t>
+        <w:t xml:space="preserve">Captura N.º 14: </w:t>
       </w:r>
       <w:r>
         <w:rPr>
@@ -4452,7 +4098,7 @@
           <w:sz w:val="21"/>
           <w:szCs w:val="21"/>
         </w:rPr>
-        <w:t>el documento recuperado después de destruir y recrear el contenedor con el volumen.</w:t>
+        <w:t>el archivo backup_mongo.tar.gz creado en su carpeta y la restauración completada.</w:t>
       </w:r>
     </w:p>
     <w:tbl>
@@ -4502,9 +4148,94 @@
                 <w:sz w:val="20"/>
                 <w:szCs w:val="20"/>
               </w:rPr>
-              <w:t xml:space="preserve">[ Pegue aquí la captura de </w:t>
-            </w:r>
-            <w:proofErr w:type="gramStart"/>
+              <w:t>[ Pegue aquí la captura de pantalla ]</w:t>
+            </w:r>
+          </w:p>
+        </w:tc>
+      </w:tr>
+    </w:tbl>
+    <w:p>
+      <w:pPr>
+        <w:spacing w:after="80"/>
+      </w:pPr>
+    </w:p>
+    <w:p>
+      <w:pPr>
+        <w:pStyle w:val="Ttulo2"/>
+        <w:spacing w:before="280" w:after="120"/>
+      </w:pPr>
+      <w:r>
+        <w:rPr>
+          <w:b/>
+          <w:bCs/>
+          <w:sz w:val="25"/>
+          <w:szCs w:val="25"/>
+        </w:rPr>
+        <w:t>Laboratorio 4 — Redes en Docker</w:t>
+      </w:r>
+    </w:p>
+    <w:p>
+      <w:pPr>
+        <w:spacing w:before="160" w:after="60"/>
+      </w:pPr>
+      <w:r>
+        <w:rPr>
+          <w:b/>
+          <w:bCs/>
+          <w:color w:val="1E7145"/>
+          <w:sz w:val="21"/>
+          <w:szCs w:val="21"/>
+        </w:rPr>
+        <w:t xml:space="preserve">Captura N.º 15: </w:t>
+      </w:r>
+      <w:r>
+        <w:rPr>
+          <w:color w:val="1E7145"/>
+          <w:sz w:val="21"/>
+          <w:szCs w:val="21"/>
+        </w:rPr>
+        <w:t>el curl fallando en la red por defecto y funcionando en red_practica.</w:t>
+      </w:r>
+    </w:p>
+    <w:tbl>
+      <w:tblPr>
+        <w:tblW w:w="9020" w:type="dxa"/>
+        <w:tblBorders>
+          <w:top w:val="dashed" w:sz="6" w:space="0" w:color="A6A6A6"/>
+          <w:left w:val="dashed" w:sz="6" w:space="0" w:color="A6A6A6"/>
+          <w:bottom w:val="dashed" w:sz="6" w:space="0" w:color="A6A6A6"/>
+          <w:right w:val="dashed" w:sz="6" w:space="0" w:color="A6A6A6"/>
+          <w:insideH w:val="none" w:sz="0" w:space="0" w:color="FFFFFF"/>
+          <w:insideV w:val="none" w:sz="0" w:space="0" w:color="FFFFFF"/>
+        </w:tblBorders>
+        <w:tblCellMar>
+          <w:left w:w="10" w:type="dxa"/>
+          <w:right w:w="10" w:type="dxa"/>
+        </w:tblCellMar>
+        <w:tblLook w:val="04A0" w:firstRow="1" w:lastRow="0" w:firstColumn="1" w:lastColumn="0" w:noHBand="0" w:noVBand="1"/>
+      </w:tblPr>
+      <w:tblGrid>
+        <w:gridCol w:w="9020"/>
+      </w:tblGrid>
+      <w:tr>
+        <w:trPr>
+          <w:trHeight w:val="2100"/>
+        </w:trPr>
+        <w:tc>
+          <w:tcPr>
+            <w:tcW w:w="9020" w:type="dxa"/>
+            <w:tcMar>
+              <w:top w:w="120" w:type="dxa"/>
+              <w:left w:w="120" w:type="dxa"/>
+              <w:bottom w:w="120" w:type="dxa"/>
+              <w:right w:w="120" w:type="dxa"/>
+            </w:tcMar>
+          </w:tcPr>
+          <w:p>
+            <w:pPr>
+              <w:spacing w:before="240" w:after="240"/>
+              <w:jc w:val="center"/>
+            </w:pPr>
             <w:r>
               <w:rPr>
                 <w:i/>
@@ -4513,9 +4244,8 @@
                 <w:sz w:val="20"/>
                 <w:szCs w:val="20"/>
               </w:rPr>
-              <w:t>pantalla ]</w:t>
-            </w:r>
-            <w:proofErr w:type="gramEnd"/>
+              <w:t>[ Pegue aquí la captura de pantalla ]</w:t>
+            </w:r>
           </w:p>
         </w:tc>
       </w:tr>
@@ -4535,7 +4265,7 @@
           <w:bCs/>
           <w:color w:val="B45F06"/>
         </w:rPr>
-        <w:t xml:space="preserve">✎ Pregunta N.º 5. </w:t>
+        <w:t xml:space="preserve">✎ Pregunta N.º 6. </w:t>
       </w:r>
       <w:r>
         <w:rPr>
@@ -4545,117 +4275,7 @@
           <w:sz w:val="21"/>
           <w:szCs w:val="21"/>
         </w:rPr>
-        <w:t xml:space="preserve">¿Dónde se almacena físicamente un volumen nombrado? Use </w:t>
-      </w:r>
-      <w:proofErr w:type="spellStart"/>
-      <w:r>
-        <w:rPr>
-          <w:b/>
-          <w:bCs/>
-          <w:color w:val="B45F06"/>
-          <w:sz w:val="21"/>
-          <w:szCs w:val="21"/>
-        </w:rPr>
-        <w:t>docker</w:t>
-      </w:r>
-      <w:proofErr w:type="spellEnd"/>
-      <w:r>
-        <w:rPr>
-          <w:b/>
-          <w:bCs/>
-          <w:color w:val="B45F06"/>
-          <w:sz w:val="21"/>
-          <w:szCs w:val="21"/>
-        </w:rPr>
-        <w:t xml:space="preserve"> </w:t>
-      </w:r>
-      <w:proofErr w:type="spellStart"/>
-      <w:r>
-        <w:rPr>
-          <w:b/>
-          <w:bCs/>
-          <w:color w:val="B45F06"/>
-          <w:sz w:val="21"/>
-          <w:szCs w:val="21"/>
-        </w:rPr>
-        <w:t>volume</w:t>
-      </w:r>
-      <w:proofErr w:type="spellEnd"/>
-      <w:r>
-        <w:rPr>
-          <w:b/>
-          <w:bCs/>
-          <w:color w:val="B45F06"/>
-          <w:sz w:val="21"/>
-          <w:szCs w:val="21"/>
-        </w:rPr>
-        <w:t xml:space="preserve"> </w:t>
-      </w:r>
-      <w:proofErr w:type="spellStart"/>
-      <w:r>
-        <w:rPr>
-          <w:b/>
-          <w:bCs/>
-          <w:color w:val="B45F06"/>
-          <w:sz w:val="21"/>
-          <w:szCs w:val="21"/>
-        </w:rPr>
-        <w:t>inspect</w:t>
-      </w:r>
-      <w:proofErr w:type="spellEnd"/>
-      <w:r>
-        <w:rPr>
-          <w:b/>
-          <w:bCs/>
-          <w:color w:val="B45F06"/>
-          <w:sz w:val="21"/>
-          <w:szCs w:val="21"/>
-        </w:rPr>
-        <w:t xml:space="preserve"> </w:t>
-      </w:r>
-      <w:proofErr w:type="spellStart"/>
-      <w:r>
-        <w:rPr>
-          <w:b/>
-          <w:bCs/>
-          <w:color w:val="B45F06"/>
-          <w:sz w:val="21"/>
-          <w:szCs w:val="21"/>
-        </w:rPr>
-        <w:t>datos_mongo</w:t>
-      </w:r>
-      <w:proofErr w:type="spellEnd"/>
-      <w:r>
-        <w:rPr>
-          <w:b/>
-          <w:bCs/>
-          <w:color w:val="B45F06"/>
-          <w:sz w:val="21"/>
-          <w:szCs w:val="21"/>
-        </w:rPr>
-        <w:t xml:space="preserve"> y explique el campo </w:t>
-      </w:r>
-      <w:proofErr w:type="spellStart"/>
-      <w:r>
-        <w:rPr>
-          <w:b/>
-          <w:bCs/>
-          <w:color w:val="B45F06"/>
-          <w:sz w:val="21"/>
-          <w:szCs w:val="21"/>
-        </w:rPr>
-        <w:t>Mountpoint</w:t>
-      </w:r>
-      <w:proofErr w:type="spellEnd"/>
-      <w:r>
-        <w:rPr>
-          <w:b/>
-          <w:bCs/>
-          <w:color w:val="B45F06"/>
-          <w:sz w:val="21"/>
-          <w:szCs w:val="21"/>
-        </w:rPr>
-        <w:t>. ¿Por qué en Windows esa ruta no es accesible directamente desde el Explorador de archivos?</w:t>
+        <w:t>¿Por qué es una mala idea que un microservicio se conecte a otro usando una dirección IP fija? Relacione su respuesta con lo que acaba de observar.</w:t>
       </w:r>
     </w:p>
     <w:tbl>
@@ -4754,6 +4374,21 @@
     </w:p>
     <w:p>
       <w:pPr>
+        <w:pStyle w:val="Ttulo2"/>
+        <w:spacing w:before="280" w:after="120"/>
+      </w:pPr>
+      <w:r>
+        <w:rPr>
+          <w:b/>
+          <w:bCs/>
+          <w:sz w:val="25"/>
+          <w:szCs w:val="25"/>
+        </w:rPr>
+        <w:t>Laboratorio 5 — Docker Compose: API Node.js + MongoDB</w:t>
+      </w:r>
+    </w:p>
+    <w:p>
+      <w:pPr>
         <w:spacing w:before="160" w:after="60"/>
       </w:pPr>
       <w:r>
@@ -4764,7 +4399,7 @@
           <w:sz w:val="21"/>
           <w:szCs w:val="21"/>
         </w:rPr>
-        <w:t xml:space="preserve">Captura N.º 13: </w:t>
+        <w:t xml:space="preserve">Captura N.º 16: </w:t>
       </w:r>
       <w:r>
         <w:rPr>
@@ -4772,7 +4407,7 @@
           <w:sz w:val="21"/>
           <w:szCs w:val="21"/>
         </w:rPr>
-        <w:t>el navegador antes y después de editar index.html desde el host.</w:t>
+        <w:t>salida de docker compose ps con los tres servicios en estado running/healthy.</w:t>
       </w:r>
     </w:p>
     <w:tbl>
@@ -4822,20 +4457,9 @@
                 <w:sz w:val="20"/>
                 <w:szCs w:val="20"/>
               </w:rPr>
-              <w:t xml:space="preserve">[ Pegue aquí la captura de </w:t>
-            </w:r>
-            <w:proofErr w:type="gramStart"/>
-            <w:r>
-              <w:rPr>
-                <w:i/>
-                <w:iCs/>
-                <w:color w:val="A6A6A6"/>
-                <w:sz w:val="20"/>
-                <w:szCs w:val="20"/>
-              </w:rPr>
-              <w:t>pantalla ]</w:t>
-            </w:r>
-            <w:proofErr w:type="gramEnd"/>
+              <w:lastRenderedPageBreak/>
+              <w:t>[ Pegue aquí la captura de pantalla ]</w:t>
+            </w:r>
           </w:p>
         </w:tc>
       </w:tr>
@@ -4857,7 +4481,7 @@
           <w:sz w:val="21"/>
           <w:szCs w:val="21"/>
         </w:rPr>
-        <w:t xml:space="preserve">Captura N.º 14: </w:t>
+        <w:t xml:space="preserve">Captura N.º 17: </w:t>
       </w:r>
       <w:r>
         <w:rPr>
@@ -4865,7 +4489,7 @@
           <w:sz w:val="21"/>
           <w:szCs w:val="21"/>
         </w:rPr>
-        <w:t>el archivo backup_mongo.tar.gz creado en su carpeta y la restauración completada.</w:t>
+        <w:t>la respuesta del POST y la colección vista desde mongo-express en el navegador.</w:t>
       </w:r>
     </w:p>
     <w:tbl>
@@ -4915,20 +4539,8 @@
                 <w:sz w:val="20"/>
                 <w:szCs w:val="20"/>
               </w:rPr>
-              <w:t xml:space="preserve">[ Pegue aquí la captura de </w:t>
-            </w:r>
-            <w:proofErr w:type="gramStart"/>
-            <w:r>
-              <w:rPr>
-                <w:i/>
-                <w:iCs/>
-                <w:color w:val="A6A6A6"/>
-                <w:sz w:val="20"/>
-                <w:szCs w:val="20"/>
-              </w:rPr>
-              <w:t>pantalla ]</w:t>
-            </w:r>
-            <w:proofErr w:type="gramEnd"/>
+              <w:t>[ Pegue aquí la captura de pantalla ]</w:t>
+            </w:r>
           </w:p>
         </w:tc>
       </w:tr>
@@ -4937,21 +4549,6 @@
       <w:pPr>
         <w:spacing w:after="80"/>
       </w:pPr>
-    </w:p>
-    <w:p>
-      <w:pPr>
-        <w:pStyle w:val="Ttulo2"/>
-        <w:spacing w:before="280" w:after="120"/>
-      </w:pPr>
-      <w:r>
-        <w:rPr>
-          <w:b/>
-          <w:bCs/>
-          <w:sz w:val="25"/>
-          <w:szCs w:val="25"/>
-        </w:rPr>
-        <w:t>Laboratorio 4 — Redes en Docker</w:t>
-      </w:r>
     </w:p>
     <w:p>
       <w:pPr>
@@ -4965,7 +4562,7 @@
           <w:sz w:val="21"/>
           <w:szCs w:val="21"/>
         </w:rPr>
-        <w:t xml:space="preserve">Captura N.º 15: </w:t>
+        <w:t xml:space="preserve">Captura N.º 18: </w:t>
       </w:r>
       <w:r>
         <w:rPr>
@@ -4973,43 +4570,7 @@
           <w:sz w:val="21"/>
           <w:szCs w:val="21"/>
         </w:rPr>
-        <w:t xml:space="preserve">el </w:t>
-      </w:r>
-      <w:proofErr w:type="spellStart"/>
-      <w:r>
-        <w:rPr>
-          <w:color w:val="1E7145"/>
-          <w:sz w:val="21"/>
-          <w:szCs w:val="21"/>
-        </w:rPr>
-        <w:t>curl</w:t>
-      </w:r>
-      <w:proofErr w:type="spellEnd"/>
-      <w:r>
-        <w:rPr>
-          <w:color w:val="1E7145"/>
-          <w:sz w:val="21"/>
-          <w:szCs w:val="21"/>
-        </w:rPr>
-        <w:t xml:space="preserve"> fallando en la red por defecto y funcionando en </w:t>
-      </w:r>
-      <w:proofErr w:type="spellStart"/>
-      <w:r>
-        <w:rPr>
-          <w:color w:val="1E7145"/>
-          <w:sz w:val="21"/>
-          <w:szCs w:val="21"/>
-        </w:rPr>
-        <w:t>red_practica</w:t>
-      </w:r>
-      <w:proofErr w:type="spellEnd"/>
-      <w:r>
-        <w:rPr>
-          <w:color w:val="1E7145"/>
-          <w:sz w:val="21"/>
-          <w:szCs w:val="21"/>
-        </w:rPr>
-        <w:t>.</w:t>
+        <w:t>las tareas recuperadas después de un down y un up.</w:t>
       </w:r>
     </w:p>
     <w:tbl>
@@ -5059,21 +4620,8 @@
                 <w:sz w:val="20"/>
                 <w:szCs w:val="20"/>
               </w:rPr>
-              <w:lastRenderedPageBreak/>
-              <w:t xml:space="preserve">[ Pegue aquí la captura de </w:t>
-            </w:r>
-            <w:proofErr w:type="gramStart"/>
-            <w:r>
-              <w:rPr>
-                <w:i/>
-                <w:iCs/>
-                <w:color w:val="A6A6A6"/>
-                <w:sz w:val="20"/>
-                <w:szCs w:val="20"/>
-              </w:rPr>
-              <w:t>pantalla ]</w:t>
-            </w:r>
-            <w:proofErr w:type="gramEnd"/>
+              <w:t>[ Pegue aquí la captura de pantalla ]</w:t>
+            </w:r>
           </w:p>
         </w:tc>
       </w:tr>
@@ -5093,7 +4641,7 @@
           <w:bCs/>
           <w:color w:val="B45F06"/>
         </w:rPr>
-        <w:t xml:space="preserve">✎ Pregunta N.º 6. </w:t>
+        <w:t xml:space="preserve">✎ Pregunta N.º 7. </w:t>
       </w:r>
       <w:r>
         <w:rPr>
@@ -5103,7 +4651,7 @@
           <w:sz w:val="21"/>
           <w:szCs w:val="21"/>
         </w:rPr>
-        <w:t>¿Por qué es una mala idea que un microservicio se conecte a otro usando una dirección IP fija? Relacione su respuesta con lo que acaba de observar.</w:t>
+        <w:t>¿Cuál es la diferencia entre docker compose down y docker compose down -v? Ejecute el segundo y describa qué ocurre con los datos.</w:t>
       </w:r>
     </w:p>
     <w:tbl>
@@ -5212,27 +4760,7 @@
           <w:sz w:val="25"/>
           <w:szCs w:val="25"/>
         </w:rPr>
-        <w:t xml:space="preserve">Laboratorio 5 — Docker </w:t>
-      </w:r>
-      <w:proofErr w:type="spellStart"/>
-      <w:r>
-        <w:rPr>
-          <w:b/>
-          <w:bCs/>
-          <w:sz w:val="25"/>
-          <w:szCs w:val="25"/>
-        </w:rPr>
-        <w:t>Compose</w:t>
-      </w:r>
-      <w:proofErr w:type="spellEnd"/>
-      <w:r>
-        <w:rPr>
-          <w:b/>
-          <w:bCs/>
-          <w:sz w:val="25"/>
-          <w:szCs w:val="25"/>
-        </w:rPr>
-        <w:t>: API Node.js + MongoDB</w:t>
+        <w:t>Laboratorio 6 — Publicar la imagen en Docker Hub</w:t>
       </w:r>
     </w:p>
     <w:p>
@@ -5247,7 +4775,7 @@
           <w:sz w:val="21"/>
           <w:szCs w:val="21"/>
         </w:rPr>
-        <w:t xml:space="preserve">Captura N.º 16: </w:t>
+        <w:t xml:space="preserve">Captura N.º 19: </w:t>
       </w:r>
       <w:r>
         <w:rPr>
@@ -5255,79 +4783,7 @@
           <w:sz w:val="21"/>
           <w:szCs w:val="21"/>
         </w:rPr>
-        <w:t xml:space="preserve">salida de </w:t>
-      </w:r>
-      <w:proofErr w:type="spellStart"/>
-      <w:r>
-        <w:rPr>
-          <w:color w:val="1E7145"/>
-          <w:sz w:val="21"/>
-          <w:szCs w:val="21"/>
-        </w:rPr>
-        <w:t>docker</w:t>
-      </w:r>
-      <w:proofErr w:type="spellEnd"/>
-      <w:r>
-        <w:rPr>
-          <w:color w:val="1E7145"/>
-          <w:sz w:val="21"/>
-          <w:szCs w:val="21"/>
-        </w:rPr>
-        <w:t xml:space="preserve"> </w:t>
-      </w:r>
-      <w:proofErr w:type="spellStart"/>
-      <w:r>
-        <w:rPr>
-          <w:color w:val="1E7145"/>
-          <w:sz w:val="21"/>
-          <w:szCs w:val="21"/>
-        </w:rPr>
-        <w:t>compose</w:t>
-      </w:r>
-      <w:proofErr w:type="spellEnd"/>
-      <w:r>
-        <w:rPr>
-          <w:color w:val="1E7145"/>
-          <w:sz w:val="21"/>
-          <w:szCs w:val="21"/>
-        </w:rPr>
-        <w:t xml:space="preserve"> </w:t>
-      </w:r>
-      <w:proofErr w:type="spellStart"/>
-      <w:r>
-        <w:rPr>
-          <w:color w:val="1E7145"/>
-          <w:sz w:val="21"/>
-          <w:szCs w:val="21"/>
-        </w:rPr>
-        <w:t>ps</w:t>
-      </w:r>
-      <w:proofErr w:type="spellEnd"/>
-      <w:r>
-        <w:rPr>
-          <w:color w:val="1E7145"/>
-          <w:sz w:val="21"/>
-          <w:szCs w:val="21"/>
-        </w:rPr>
-        <w:t xml:space="preserve"> con los tres servicios en estado running/</w:t>
-      </w:r>
-      <w:proofErr w:type="spellStart"/>
-      <w:r>
-        <w:rPr>
-          <w:color w:val="1E7145"/>
-          <w:sz w:val="21"/>
-          <w:szCs w:val="21"/>
-        </w:rPr>
-        <w:t>healthy</w:t>
-      </w:r>
-      <w:proofErr w:type="spellEnd"/>
-      <w:r>
-        <w:rPr>
-          <w:color w:val="1E7145"/>
-          <w:sz w:val="21"/>
-          <w:szCs w:val="21"/>
-        </w:rPr>
-        <w:t>.</w:t>
+        <w:t>la página del repositorio en hub.docker.com mostrando su imagen publicada.</w:t>
       </w:r>
     </w:p>
     <w:tbl>
@@ -5377,20 +4833,9 @@
                 <w:sz w:val="20"/>
                 <w:szCs w:val="20"/>
               </w:rPr>
-              <w:t xml:space="preserve">[ Pegue aquí la captura de </w:t>
-            </w:r>
-            <w:proofErr w:type="gramStart"/>
-            <w:r>
-              <w:rPr>
-                <w:i/>
-                <w:iCs/>
-                <w:color w:val="A6A6A6"/>
-                <w:sz w:val="20"/>
-                <w:szCs w:val="20"/>
-              </w:rPr>
-              <w:t>pantalla ]</w:t>
-            </w:r>
-            <w:proofErr w:type="gramEnd"/>
+              <w:lastRenderedPageBreak/>
+              <w:t>[ Pegue aquí la captura de pantalla ]</w:t>
+            </w:r>
           </w:p>
         </w:tc>
       </w:tr>
@@ -5399,6 +4844,21 @@
       <w:pPr>
         <w:spacing w:after="80"/>
       </w:pPr>
+    </w:p>
+    <w:p>
+      <w:pPr>
+        <w:pStyle w:val="Ttulo2"/>
+        <w:spacing w:before="280" w:after="120"/>
+      </w:pPr>
+      <w:r>
+        <w:rPr>
+          <w:b/>
+          <w:bCs/>
+          <w:sz w:val="25"/>
+          <w:szCs w:val="25"/>
+        </w:rPr>
+        <w:t>Laboratorio 7 — Diagnóstico y limpieza del sistema</w:t>
+      </w:r>
     </w:p>
     <w:p>
       <w:pPr>
@@ -5412,7 +4872,7 @@
           <w:sz w:val="21"/>
           <w:szCs w:val="21"/>
         </w:rPr>
-        <w:t xml:space="preserve">Captura N.º 17: </w:t>
+        <w:t xml:space="preserve">Captura N.º 20: </w:t>
       </w:r>
       <w:r>
         <w:rPr>
@@ -5420,25 +4880,7 @@
           <w:sz w:val="21"/>
           <w:szCs w:val="21"/>
         </w:rPr>
-        <w:t>la respuesta del POST y la colección vista desde mongo-</w:t>
-      </w:r>
-      <w:proofErr w:type="spellStart"/>
-      <w:r>
-        <w:rPr>
-          <w:color w:val="1E7145"/>
-          <w:sz w:val="21"/>
-          <w:szCs w:val="21"/>
-        </w:rPr>
-        <w:t>express</w:t>
-      </w:r>
-      <w:proofErr w:type="spellEnd"/>
-      <w:r>
-        <w:rPr>
-          <w:color w:val="1E7145"/>
-          <w:sz w:val="21"/>
-          <w:szCs w:val="21"/>
-        </w:rPr>
-        <w:t xml:space="preserve"> en el navegador.</w:t>
+        <w:t>salida de docker system df antes y después de la limpieza.</w:t>
       </w:r>
     </w:p>
     <w:tbl>
@@ -5488,651 +4930,8 @@
                 <w:sz w:val="20"/>
                 <w:szCs w:val="20"/>
               </w:rPr>
-              <w:t xml:space="preserve">[ Pegue aquí la captura de </w:t>
-            </w:r>
-            <w:proofErr w:type="gramStart"/>
-            <w:r>
-              <w:rPr>
-                <w:i/>
-                <w:iCs/>
-                <w:color w:val="A6A6A6"/>
-                <w:sz w:val="20"/>
-                <w:szCs w:val="20"/>
-              </w:rPr>
-              <w:t>pantalla ]</w:t>
-            </w:r>
-            <w:proofErr w:type="gramEnd"/>
-          </w:p>
-        </w:tc>
-      </w:tr>
-    </w:tbl>
-    <w:p>
-      <w:pPr>
-        <w:spacing w:after="80"/>
-      </w:pPr>
-    </w:p>
-    <w:p>
-      <w:pPr>
-        <w:spacing w:before="160" w:after="60"/>
-      </w:pPr>
-      <w:r>
-        <w:rPr>
-          <w:b/>
-          <w:bCs/>
-          <w:color w:val="1E7145"/>
-          <w:sz w:val="21"/>
-          <w:szCs w:val="21"/>
-        </w:rPr>
-        <w:t xml:space="preserve">Captura N.º 18: </w:t>
-      </w:r>
-      <w:r>
-        <w:rPr>
-          <w:color w:val="1E7145"/>
-          <w:sz w:val="21"/>
-          <w:szCs w:val="21"/>
-        </w:rPr>
-        <w:t xml:space="preserve">las tareas recuperadas después de un </w:t>
-      </w:r>
-      <w:proofErr w:type="spellStart"/>
-      <w:r>
-        <w:rPr>
-          <w:color w:val="1E7145"/>
-          <w:sz w:val="21"/>
-          <w:szCs w:val="21"/>
-        </w:rPr>
-        <w:t>down</w:t>
-      </w:r>
-      <w:proofErr w:type="spellEnd"/>
-      <w:r>
-        <w:rPr>
-          <w:color w:val="1E7145"/>
-          <w:sz w:val="21"/>
-          <w:szCs w:val="21"/>
-        </w:rPr>
-        <w:t xml:space="preserve"> y un up.</w:t>
-      </w:r>
-    </w:p>
-    <w:tbl>
-      <w:tblPr>
-        <w:tblW w:w="9020" w:type="dxa"/>
-        <w:tblBorders>
-          <w:top w:val="dashed" w:sz="6" w:space="0" w:color="A6A6A6"/>
-          <w:left w:val="dashed" w:sz="6" w:space="0" w:color="A6A6A6"/>
-          <w:bottom w:val="dashed" w:sz="6" w:space="0" w:color="A6A6A6"/>
-          <w:right w:val="dashed" w:sz="6" w:space="0" w:color="A6A6A6"/>
-          <w:insideH w:val="none" w:sz="0" w:space="0" w:color="FFFFFF"/>
-          <w:insideV w:val="none" w:sz="0" w:space="0" w:color="FFFFFF"/>
-        </w:tblBorders>
-        <w:tblCellMar>
-          <w:left w:w="10" w:type="dxa"/>
-          <w:right w:w="10" w:type="dxa"/>
-        </w:tblCellMar>
-        <w:tblLook w:val="04A0" w:firstRow="1" w:lastRow="0" w:firstColumn="1" w:lastColumn="0" w:noHBand="0" w:noVBand="1"/>
-      </w:tblPr>
-      <w:tblGrid>
-        <w:gridCol w:w="9020"/>
-      </w:tblGrid>
-      <w:tr>
-        <w:trPr>
-          <w:trHeight w:val="2100"/>
-        </w:trPr>
-        <w:tc>
-          <w:tcPr>
-            <w:tcW w:w="9020" w:type="dxa"/>
-            <w:tcMar>
-              <w:top w:w="120" w:type="dxa"/>
-              <w:left w:w="120" w:type="dxa"/>
-              <w:bottom w:w="120" w:type="dxa"/>
-              <w:right w:w="120" w:type="dxa"/>
-            </w:tcMar>
-          </w:tcPr>
-          <w:p>
-            <w:pPr>
-              <w:spacing w:before="240" w:after="240"/>
-              <w:jc w:val="center"/>
-            </w:pPr>
-            <w:r>
-              <w:rPr>
-                <w:i/>
-                <w:iCs/>
-                <w:color w:val="A6A6A6"/>
-                <w:sz w:val="20"/>
-                <w:szCs w:val="20"/>
-              </w:rPr>
-              <w:lastRenderedPageBreak/>
-              <w:t xml:space="preserve">[ Pegue aquí la captura de </w:t>
-            </w:r>
-            <w:proofErr w:type="gramStart"/>
-            <w:r>
-              <w:rPr>
-                <w:i/>
-                <w:iCs/>
-                <w:color w:val="A6A6A6"/>
-                <w:sz w:val="20"/>
-                <w:szCs w:val="20"/>
-              </w:rPr>
-              <w:t>pantalla ]</w:t>
-            </w:r>
-            <w:proofErr w:type="gramEnd"/>
-          </w:p>
-        </w:tc>
-      </w:tr>
-    </w:tbl>
-    <w:p>
-      <w:pPr>
-        <w:spacing w:after="80"/>
-      </w:pPr>
-    </w:p>
-    <w:p>
-      <w:pPr>
-        <w:spacing w:before="160" w:after="80"/>
-      </w:pPr>
-      <w:r>
-        <w:rPr>
-          <w:b/>
-          <w:bCs/>
-          <w:color w:val="B45F06"/>
-        </w:rPr>
-        <w:t xml:space="preserve">✎ Pregunta N.º 7. </w:t>
-      </w:r>
-      <w:r>
-        <w:rPr>
-          <w:b/>
-          <w:bCs/>
-          <w:color w:val="B45F06"/>
-          <w:sz w:val="21"/>
-          <w:szCs w:val="21"/>
-        </w:rPr>
-        <w:t xml:space="preserve">¿Cuál es la diferencia entre </w:t>
-      </w:r>
-      <w:proofErr w:type="spellStart"/>
-      <w:r>
-        <w:rPr>
-          <w:b/>
-          <w:bCs/>
-          <w:color w:val="B45F06"/>
-          <w:sz w:val="21"/>
-          <w:szCs w:val="21"/>
-        </w:rPr>
-        <w:t>docker</w:t>
-      </w:r>
-      <w:proofErr w:type="spellEnd"/>
-      <w:r>
-        <w:rPr>
-          <w:b/>
-          <w:bCs/>
-          <w:color w:val="B45F06"/>
-          <w:sz w:val="21"/>
-          <w:szCs w:val="21"/>
-        </w:rPr>
-        <w:t xml:space="preserve"> </w:t>
-      </w:r>
-      <w:proofErr w:type="spellStart"/>
-      <w:r>
-        <w:rPr>
-          <w:b/>
-          <w:bCs/>
-          <w:color w:val="B45F06"/>
-          <w:sz w:val="21"/>
-          <w:szCs w:val="21"/>
-        </w:rPr>
-        <w:t>compose</w:t>
-      </w:r>
-      <w:proofErr w:type="spellEnd"/>
-      <w:r>
-        <w:rPr>
-          <w:b/>
-          <w:bCs/>
-          <w:color w:val="B45F06"/>
-          <w:sz w:val="21"/>
-          <w:szCs w:val="21"/>
-        </w:rPr>
-        <w:t xml:space="preserve"> </w:t>
-      </w:r>
-      <w:proofErr w:type="spellStart"/>
-      <w:r>
-        <w:rPr>
-          <w:b/>
-          <w:bCs/>
-          <w:color w:val="B45F06"/>
-          <w:sz w:val="21"/>
-          <w:szCs w:val="21"/>
-        </w:rPr>
-        <w:t>down</w:t>
-      </w:r>
-      <w:proofErr w:type="spellEnd"/>
-      <w:r>
-        <w:rPr>
-          <w:b/>
-          <w:bCs/>
-          <w:color w:val="B45F06"/>
-          <w:sz w:val="21"/>
-          <w:szCs w:val="21"/>
-        </w:rPr>
-        <w:t xml:space="preserve"> y </w:t>
-      </w:r>
-      <w:proofErr w:type="spellStart"/>
-      <w:r>
-        <w:rPr>
-          <w:b/>
-          <w:bCs/>
-          <w:color w:val="B45F06"/>
-          <w:sz w:val="21"/>
-          <w:szCs w:val="21"/>
-        </w:rPr>
-        <w:t>docker</w:t>
-      </w:r>
-      <w:proofErr w:type="spellEnd"/>
-      <w:r>
-        <w:rPr>
-          <w:b/>
-          <w:bCs/>
-          <w:color w:val="B45F06"/>
-          <w:sz w:val="21"/>
-          <w:szCs w:val="21"/>
-        </w:rPr>
-        <w:t xml:space="preserve"> </w:t>
-      </w:r>
-      <w:proofErr w:type="spellStart"/>
-      <w:r>
-        <w:rPr>
-          <w:b/>
-          <w:bCs/>
-          <w:color w:val="B45F06"/>
-          <w:sz w:val="21"/>
-          <w:szCs w:val="21"/>
-        </w:rPr>
-        <w:t>compose</w:t>
-      </w:r>
-      <w:proofErr w:type="spellEnd"/>
-      <w:r>
-        <w:rPr>
-          <w:b/>
-          <w:bCs/>
-          <w:color w:val="B45F06"/>
-          <w:sz w:val="21"/>
-          <w:szCs w:val="21"/>
-        </w:rPr>
-        <w:t xml:space="preserve"> </w:t>
-      </w:r>
-      <w:proofErr w:type="spellStart"/>
-      <w:r>
-        <w:rPr>
-          <w:b/>
-          <w:bCs/>
-          <w:color w:val="B45F06"/>
-          <w:sz w:val="21"/>
-          <w:szCs w:val="21"/>
-        </w:rPr>
-        <w:t>down</w:t>
-      </w:r>
-      <w:proofErr w:type="spellEnd"/>
-      <w:r>
-        <w:rPr>
-          <w:b/>
-          <w:bCs/>
-          <w:color w:val="B45F06"/>
-          <w:sz w:val="21"/>
-          <w:szCs w:val="21"/>
-        </w:rPr>
-        <w:t xml:space="preserve"> -v? Ejecute el segundo y describa qué ocurre con los datos.</w:t>
-      </w:r>
-    </w:p>
-    <w:tbl>
-      <w:tblPr>
-        <w:tblW w:w="9020" w:type="dxa"/>
-        <w:tblBorders>
-          <w:top w:val="none" w:sz="0" w:space="0" w:color="FFFFFF"/>
-          <w:left w:val="none" w:sz="0" w:space="0" w:color="FFFFFF"/>
-          <w:bottom w:val="dotted" w:sz="6" w:space="0" w:color="BFBFBF"/>
-          <w:right w:val="none" w:sz="0" w:space="0" w:color="FFFFFF"/>
-          <w:insideH w:val="dotted" w:sz="6" w:space="0" w:color="BFBFBF"/>
-          <w:insideV w:val="none" w:sz="0" w:space="0" w:color="FFFFFF"/>
-        </w:tblBorders>
-        <w:tblCellMar>
-          <w:left w:w="10" w:type="dxa"/>
-          <w:right w:w="10" w:type="dxa"/>
-        </w:tblCellMar>
-        <w:tblLook w:val="04A0" w:firstRow="1" w:lastRow="0" w:firstColumn="1" w:lastColumn="0" w:noHBand="0" w:noVBand="1"/>
-      </w:tblPr>
-      <w:tblGrid>
-        <w:gridCol w:w="9020"/>
-      </w:tblGrid>
-      <w:tr>
-        <w:trPr>
-          <w:trHeight w:val="340"/>
-        </w:trPr>
-        <w:tc>
-          <w:tcPr>
-            <w:tcW w:w="9020" w:type="dxa"/>
-            <w:tcMar>
-              <w:top w:w="20" w:type="dxa"/>
-              <w:left w:w="60" w:type="dxa"/>
-              <w:bottom w:w="20" w:type="dxa"/>
-              <w:right w:w="60" w:type="dxa"/>
-            </w:tcMar>
-          </w:tcPr>
-          <w:p/>
-        </w:tc>
-      </w:tr>
-      <w:tr>
-        <w:trPr>
-          <w:trHeight w:val="340"/>
-        </w:trPr>
-        <w:tc>
-          <w:tcPr>
-            <w:tcW w:w="9020" w:type="dxa"/>
-            <w:tcMar>
-              <w:top w:w="20" w:type="dxa"/>
-              <w:left w:w="60" w:type="dxa"/>
-              <w:bottom w:w="20" w:type="dxa"/>
-              <w:right w:w="60" w:type="dxa"/>
-            </w:tcMar>
-          </w:tcPr>
-          <w:p/>
-        </w:tc>
-      </w:tr>
-      <w:tr>
-        <w:trPr>
-          <w:trHeight w:val="340"/>
-        </w:trPr>
-        <w:tc>
-          <w:tcPr>
-            <w:tcW w:w="9020" w:type="dxa"/>
-            <w:tcMar>
-              <w:top w:w="20" w:type="dxa"/>
-              <w:left w:w="60" w:type="dxa"/>
-              <w:bottom w:w="20" w:type="dxa"/>
-              <w:right w:w="60" w:type="dxa"/>
-            </w:tcMar>
-          </w:tcPr>
-          <w:p/>
-        </w:tc>
-      </w:tr>
-      <w:tr>
-        <w:trPr>
-          <w:trHeight w:val="340"/>
-        </w:trPr>
-        <w:tc>
-          <w:tcPr>
-            <w:tcW w:w="9020" w:type="dxa"/>
-            <w:tcMar>
-              <w:top w:w="20" w:type="dxa"/>
-              <w:left w:w="60" w:type="dxa"/>
-              <w:bottom w:w="20" w:type="dxa"/>
-              <w:right w:w="60" w:type="dxa"/>
-            </w:tcMar>
-          </w:tcPr>
-          <w:p/>
-        </w:tc>
-      </w:tr>
-    </w:tbl>
-    <w:p>
-      <w:pPr>
-        <w:spacing w:after="120"/>
-      </w:pPr>
-    </w:p>
-    <w:p>
-      <w:pPr>
-        <w:pStyle w:val="Ttulo2"/>
-        <w:spacing w:before="280" w:after="120"/>
-      </w:pPr>
-      <w:r>
-        <w:rPr>
-          <w:b/>
-          <w:bCs/>
-          <w:sz w:val="25"/>
-          <w:szCs w:val="25"/>
-        </w:rPr>
-        <w:t>Laboratorio 6 — Publicar la imagen en Docker Hub</w:t>
-      </w:r>
-    </w:p>
-    <w:p>
-      <w:pPr>
-        <w:spacing w:before="160" w:after="60"/>
-      </w:pPr>
-      <w:r>
-        <w:rPr>
-          <w:b/>
-          <w:bCs/>
-          <w:color w:val="1E7145"/>
-          <w:sz w:val="21"/>
-          <w:szCs w:val="21"/>
-        </w:rPr>
-        <w:t xml:space="preserve">Captura N.º 19: </w:t>
-      </w:r>
-      <w:r>
-        <w:rPr>
-          <w:color w:val="1E7145"/>
-          <w:sz w:val="21"/>
-          <w:szCs w:val="21"/>
-        </w:rPr>
-        <w:t>la página del repositorio en hub.docker.com mostrando su imagen publicada.</w:t>
-      </w:r>
-    </w:p>
-    <w:tbl>
-      <w:tblPr>
-        <w:tblW w:w="9020" w:type="dxa"/>
-        <w:tblBorders>
-          <w:top w:val="dashed" w:sz="6" w:space="0" w:color="A6A6A6"/>
-          <w:left w:val="dashed" w:sz="6" w:space="0" w:color="A6A6A6"/>
-          <w:bottom w:val="dashed" w:sz="6" w:space="0" w:color="A6A6A6"/>
-          <w:right w:val="dashed" w:sz="6" w:space="0" w:color="A6A6A6"/>
-          <w:insideH w:val="none" w:sz="0" w:space="0" w:color="FFFFFF"/>
-          <w:insideV w:val="none" w:sz="0" w:space="0" w:color="FFFFFF"/>
-        </w:tblBorders>
-        <w:tblCellMar>
-          <w:left w:w="10" w:type="dxa"/>
-          <w:right w:w="10" w:type="dxa"/>
-        </w:tblCellMar>
-        <w:tblLook w:val="04A0" w:firstRow="1" w:lastRow="0" w:firstColumn="1" w:lastColumn="0" w:noHBand="0" w:noVBand="1"/>
-      </w:tblPr>
-      <w:tblGrid>
-        <w:gridCol w:w="9020"/>
-      </w:tblGrid>
-      <w:tr>
-        <w:trPr>
-          <w:trHeight w:val="2100"/>
-        </w:trPr>
-        <w:tc>
-          <w:tcPr>
-            <w:tcW w:w="9020" w:type="dxa"/>
-            <w:tcMar>
-              <w:top w:w="120" w:type="dxa"/>
-              <w:left w:w="120" w:type="dxa"/>
-              <w:bottom w:w="120" w:type="dxa"/>
-              <w:right w:w="120" w:type="dxa"/>
-            </w:tcMar>
-          </w:tcPr>
-          <w:p>
-            <w:pPr>
-              <w:spacing w:before="240" w:after="240"/>
-              <w:jc w:val="center"/>
-            </w:pPr>
-            <w:r>
-              <w:rPr>
-                <w:i/>
-                <w:iCs/>
-                <w:color w:val="A6A6A6"/>
-                <w:sz w:val="20"/>
-                <w:szCs w:val="20"/>
-              </w:rPr>
-              <w:t xml:space="preserve">[ Pegue aquí la captura de </w:t>
-            </w:r>
-            <w:proofErr w:type="gramStart"/>
-            <w:r>
-              <w:rPr>
-                <w:i/>
-                <w:iCs/>
-                <w:color w:val="A6A6A6"/>
-                <w:sz w:val="20"/>
-                <w:szCs w:val="20"/>
-              </w:rPr>
-              <w:t>pantalla ]</w:t>
-            </w:r>
-            <w:proofErr w:type="gramEnd"/>
-          </w:p>
-        </w:tc>
-      </w:tr>
-    </w:tbl>
-    <w:p>
-      <w:pPr>
-        <w:spacing w:after="80"/>
-      </w:pPr>
-    </w:p>
-    <w:p>
-      <w:pPr>
-        <w:pStyle w:val="Ttulo2"/>
-        <w:spacing w:before="280" w:after="120"/>
-      </w:pPr>
-      <w:r>
-        <w:rPr>
-          <w:b/>
-          <w:bCs/>
-          <w:sz w:val="25"/>
-          <w:szCs w:val="25"/>
-        </w:rPr>
-        <w:t>Laboratorio 7 — Diagnóstico y limpieza del sistema</w:t>
-      </w:r>
-    </w:p>
-    <w:p>
-      <w:pPr>
-        <w:spacing w:before="160" w:after="60"/>
-      </w:pPr>
-      <w:r>
-        <w:rPr>
-          <w:b/>
-          <w:bCs/>
-          <w:color w:val="1E7145"/>
-          <w:sz w:val="21"/>
-          <w:szCs w:val="21"/>
-        </w:rPr>
-        <w:t xml:space="preserve">Captura N.º 20: </w:t>
-      </w:r>
-      <w:r>
-        <w:rPr>
-          <w:color w:val="1E7145"/>
-          <w:sz w:val="21"/>
-          <w:szCs w:val="21"/>
-        </w:rPr>
-        <w:t xml:space="preserve">salida de </w:t>
-      </w:r>
-      <w:proofErr w:type="spellStart"/>
-      <w:r>
-        <w:rPr>
-          <w:color w:val="1E7145"/>
-          <w:sz w:val="21"/>
-          <w:szCs w:val="21"/>
-        </w:rPr>
-        <w:t>docker</w:t>
-      </w:r>
-      <w:proofErr w:type="spellEnd"/>
-      <w:r>
-        <w:rPr>
-          <w:color w:val="1E7145"/>
-          <w:sz w:val="21"/>
-          <w:szCs w:val="21"/>
-        </w:rPr>
-        <w:t xml:space="preserve"> </w:t>
-      </w:r>
-      <w:proofErr w:type="spellStart"/>
-      <w:r>
-        <w:rPr>
-          <w:color w:val="1E7145"/>
-          <w:sz w:val="21"/>
-          <w:szCs w:val="21"/>
-        </w:rPr>
-        <w:t>system</w:t>
-      </w:r>
-      <w:proofErr w:type="spellEnd"/>
-      <w:r>
-        <w:rPr>
-          <w:color w:val="1E7145"/>
-          <w:sz w:val="21"/>
-          <w:szCs w:val="21"/>
-        </w:rPr>
-        <w:t xml:space="preserve"> </w:t>
-      </w:r>
-      <w:proofErr w:type="spellStart"/>
-      <w:r>
-        <w:rPr>
-          <w:color w:val="1E7145"/>
-          <w:sz w:val="21"/>
-          <w:szCs w:val="21"/>
-        </w:rPr>
-        <w:t>df</w:t>
-      </w:r>
-      <w:proofErr w:type="spellEnd"/>
-      <w:r>
-        <w:rPr>
-          <w:color w:val="1E7145"/>
-          <w:sz w:val="21"/>
-          <w:szCs w:val="21"/>
-        </w:rPr>
-        <w:t xml:space="preserve"> antes y después de la limpieza.</w:t>
-      </w:r>
-    </w:p>
-    <w:tbl>
-      <w:tblPr>
-        <w:tblW w:w="9020" w:type="dxa"/>
-        <w:tblBorders>
-          <w:top w:val="dashed" w:sz="6" w:space="0" w:color="A6A6A6"/>
-          <w:left w:val="dashed" w:sz="6" w:space="0" w:color="A6A6A6"/>
-          <w:bottom w:val="dashed" w:sz="6" w:space="0" w:color="A6A6A6"/>
-          <w:right w:val="dashed" w:sz="6" w:space="0" w:color="A6A6A6"/>
-          <w:insideH w:val="none" w:sz="0" w:space="0" w:color="FFFFFF"/>
-          <w:insideV w:val="none" w:sz="0" w:space="0" w:color="FFFFFF"/>
-        </w:tblBorders>
-        <w:tblCellMar>
-          <w:left w:w="10" w:type="dxa"/>
-          <w:right w:w="10" w:type="dxa"/>
-        </w:tblCellMar>
-        <w:tblLook w:val="04A0" w:firstRow="1" w:lastRow="0" w:firstColumn="1" w:lastColumn="0" w:noHBand="0" w:noVBand="1"/>
-      </w:tblPr>
-      <w:tblGrid>
-        <w:gridCol w:w="9020"/>
-      </w:tblGrid>
-      <w:tr>
-        <w:trPr>
-          <w:trHeight w:val="2100"/>
-        </w:trPr>
-        <w:tc>
-          <w:tcPr>
-            <w:tcW w:w="9020" w:type="dxa"/>
-            <w:tcMar>
-              <w:top w:w="120" w:type="dxa"/>
-              <w:left w:w="120" w:type="dxa"/>
-              <w:bottom w:w="120" w:type="dxa"/>
-              <w:right w:w="120" w:type="dxa"/>
-            </w:tcMar>
-          </w:tcPr>
-          <w:p>
-            <w:pPr>
-              <w:spacing w:before="240" w:after="240"/>
-              <w:jc w:val="center"/>
-            </w:pPr>
-            <w:r>
-              <w:rPr>
-                <w:i/>
-                <w:iCs/>
-                <w:color w:val="A6A6A6"/>
-                <w:sz w:val="20"/>
-                <w:szCs w:val="20"/>
-              </w:rPr>
-              <w:t xml:space="preserve">[ Pegue aquí la captura de </w:t>
-            </w:r>
-            <w:proofErr w:type="gramStart"/>
-            <w:r>
-              <w:rPr>
-                <w:i/>
-                <w:iCs/>
-                <w:color w:val="A6A6A6"/>
-                <w:sz w:val="20"/>
-                <w:szCs w:val="20"/>
-              </w:rPr>
-              <w:t>pantalla ]</w:t>
-            </w:r>
-            <w:proofErr w:type="gramEnd"/>
+              <w:t>[ Pegue aquí la captura de pantalla ]</w:t>
+            </w:r>
           </w:p>
         </w:tc>
       </w:tr>
@@ -6300,23 +5099,7 @@
                 <w:sz w:val="20"/>
                 <w:szCs w:val="20"/>
               </w:rPr>
-              <w:t xml:space="preserve">1. </w:t>
-            </w:r>
-            <w:proofErr w:type="spellStart"/>
-            <w:r>
-              <w:rPr>
-                <w:sz w:val="20"/>
-                <w:szCs w:val="20"/>
-              </w:rPr>
-              <w:t>Dockerizar</w:t>
-            </w:r>
-            <w:proofErr w:type="spellEnd"/>
-            <w:r>
-              <w:rPr>
-                <w:sz w:val="20"/>
-                <w:szCs w:val="20"/>
-              </w:rPr>
-              <w:t xml:space="preserve"> una aplicación propia</w:t>
+              <w:t>1. Dockerizar una aplicación propia</w:t>
             </w:r>
           </w:p>
         </w:tc>
@@ -6785,64 +5568,7 @@
                 <w:sz w:val="20"/>
                 <w:szCs w:val="20"/>
               </w:rPr>
-              <w:t xml:space="preserve">El </w:t>
-            </w:r>
-            <w:proofErr w:type="gramStart"/>
-            <w:r>
-              <w:rPr>
-                <w:sz w:val="20"/>
-                <w:szCs w:val="20"/>
-              </w:rPr>
-              <w:t>archivo .</w:t>
-            </w:r>
-            <w:proofErr w:type="spellStart"/>
-            <w:r>
-              <w:rPr>
-                <w:sz w:val="20"/>
-                <w:szCs w:val="20"/>
-              </w:rPr>
-              <w:t>env</w:t>
-            </w:r>
-            <w:proofErr w:type="spellEnd"/>
-            <w:proofErr w:type="gramEnd"/>
-            <w:r>
-              <w:rPr>
-                <w:sz w:val="20"/>
-                <w:szCs w:val="20"/>
-              </w:rPr>
-              <w:t xml:space="preserve"> NO está en el repositorio </w:t>
-            </w:r>
-            <w:proofErr w:type="gramStart"/>
-            <w:r>
-              <w:rPr>
-                <w:sz w:val="20"/>
-                <w:szCs w:val="20"/>
-              </w:rPr>
-              <w:t>y .</w:t>
-            </w:r>
-            <w:proofErr w:type="spellStart"/>
-            <w:r>
-              <w:rPr>
-                <w:sz w:val="20"/>
-                <w:szCs w:val="20"/>
-              </w:rPr>
-              <w:t>env</w:t>
-            </w:r>
-            <w:proofErr w:type="gramEnd"/>
-            <w:r>
-              <w:rPr>
-                <w:sz w:val="20"/>
-                <w:szCs w:val="20"/>
-              </w:rPr>
-              <w:t>.example</w:t>
-            </w:r>
-            <w:proofErr w:type="spellEnd"/>
-            <w:r>
-              <w:rPr>
-                <w:sz w:val="20"/>
-                <w:szCs w:val="20"/>
-              </w:rPr>
-              <w:t xml:space="preserve"> sí lo está</w:t>
+              <w:t>El archivo .env NO está en el repositorio y .env.example sí lo está</w:t>
             </w:r>
           </w:p>
         </w:tc>
@@ -6885,58 +5611,8 @@
                 <w:sz w:val="20"/>
                 <w:szCs w:val="20"/>
               </w:rPr>
-              <w:t xml:space="preserve">No aparece la </w:t>
-            </w:r>
-            <w:proofErr w:type="gramStart"/>
-            <w:r>
-              <w:rPr>
-                <w:sz w:val="20"/>
-                <w:szCs w:val="20"/>
-              </w:rPr>
-              <w:t>etiqueta :</w:t>
-            </w:r>
-            <w:proofErr w:type="spellStart"/>
-            <w:r>
-              <w:rPr>
-                <w:sz w:val="20"/>
-                <w:szCs w:val="20"/>
-              </w:rPr>
-              <w:t>latest</w:t>
-            </w:r>
-            <w:proofErr w:type="spellEnd"/>
-            <w:proofErr w:type="gramEnd"/>
-            <w:r>
-              <w:rPr>
-                <w:sz w:val="20"/>
-                <w:szCs w:val="20"/>
-              </w:rPr>
-              <w:t xml:space="preserve"> en ningún </w:t>
-            </w:r>
-            <w:proofErr w:type="spellStart"/>
-            <w:r>
-              <w:rPr>
-                <w:sz w:val="20"/>
-                <w:szCs w:val="20"/>
-              </w:rPr>
-              <w:t>Dockerfile</w:t>
-            </w:r>
-            <w:proofErr w:type="spellEnd"/>
-            <w:r>
-              <w:rPr>
-                <w:sz w:val="20"/>
-                <w:szCs w:val="20"/>
-              </w:rPr>
-              <w:t xml:space="preserve"> ni en el </w:t>
-            </w:r>
-            <w:proofErr w:type="spellStart"/>
-            <w:r>
-              <w:rPr>
-                <w:sz w:val="20"/>
-                <w:szCs w:val="20"/>
-              </w:rPr>
-              <w:t>docker-compose.yml</w:t>
-            </w:r>
-            <w:proofErr w:type="spellEnd"/>
+              <w:t>No aparece la etiqueta :latest en ningún Dockerfile ni en el docker-compose.yml</w:t>
+            </w:r>
           </w:p>
         </w:tc>
         <w:tc>
@@ -6973,71 +5649,12 @@
             <w:pPr>
               <w:spacing w:before="40" w:after="40"/>
             </w:pPr>
-            <w:proofErr w:type="spellStart"/>
-            <w:r>
-              <w:rPr>
-                <w:sz w:val="20"/>
-                <w:szCs w:val="20"/>
-              </w:rPr>
-              <w:t>node_modules</w:t>
-            </w:r>
-            <w:proofErr w:type="spellEnd"/>
-            <w:r>
-              <w:rPr>
-                <w:sz w:val="20"/>
-                <w:szCs w:val="20"/>
-              </w:rPr>
-              <w:t xml:space="preserve"> no está subido al repositorio </w:t>
-            </w:r>
-            <w:proofErr w:type="gramStart"/>
-            <w:r>
-              <w:rPr>
-                <w:sz w:val="20"/>
-                <w:szCs w:val="20"/>
-              </w:rPr>
-              <w:t>(.</w:t>
-            </w:r>
-            <w:proofErr w:type="spellStart"/>
-            <w:r>
-              <w:rPr>
-                <w:sz w:val="20"/>
-                <w:szCs w:val="20"/>
-              </w:rPr>
-              <w:t>gitignore</w:t>
-            </w:r>
-            <w:proofErr w:type="spellEnd"/>
-            <w:proofErr w:type="gramEnd"/>
-            <w:r>
-              <w:rPr>
-                <w:sz w:val="20"/>
-                <w:szCs w:val="20"/>
-              </w:rPr>
-              <w:t xml:space="preserve"> </w:t>
-            </w:r>
-            <w:proofErr w:type="gramStart"/>
-            <w:r>
-              <w:rPr>
-                <w:sz w:val="20"/>
-                <w:szCs w:val="20"/>
-              </w:rPr>
-              <w:t>y .</w:t>
-            </w:r>
-            <w:proofErr w:type="spellStart"/>
-            <w:r>
-              <w:rPr>
-                <w:sz w:val="20"/>
-                <w:szCs w:val="20"/>
-              </w:rPr>
-              <w:t>dockerignore</w:t>
-            </w:r>
-            <w:proofErr w:type="spellEnd"/>
-            <w:proofErr w:type="gramEnd"/>
-            <w:r>
-              <w:rPr>
-                <w:sz w:val="20"/>
-                <w:szCs w:val="20"/>
-              </w:rPr>
-              <w:t xml:space="preserve"> presentes)</w:t>
+            <w:r>
+              <w:rPr>
+                <w:sz w:val="20"/>
+                <w:szCs w:val="20"/>
+              </w:rPr>
+              <w:t>node_modules no está subido al repositorio (.gitignore y .dockerignore presentes)</w:t>
             </w:r>
           </w:p>
         </w:tc>
@@ -7080,23 +5697,7 @@
                 <w:sz w:val="20"/>
                 <w:szCs w:val="20"/>
               </w:rPr>
-              <w:t xml:space="preserve">El </w:t>
-            </w:r>
-            <w:proofErr w:type="spellStart"/>
-            <w:r>
-              <w:rPr>
-                <w:sz w:val="20"/>
-                <w:szCs w:val="20"/>
-              </w:rPr>
-              <w:t>stack</w:t>
-            </w:r>
-            <w:proofErr w:type="spellEnd"/>
-            <w:r>
-              <w:rPr>
-                <w:sz w:val="20"/>
-                <w:szCs w:val="20"/>
-              </w:rPr>
-              <w:t xml:space="preserve"> levanta con un solo comando en una carpeta recién clonada</w:t>
+              <w:t>El stack levanta con un solo comando en una carpeta recién clonada</w:t>
             </w:r>
           </w:p>
         </w:tc>
@@ -7139,17 +5740,8 @@
                 <w:sz w:val="20"/>
                 <w:szCs w:val="20"/>
               </w:rPr>
-              <w:t xml:space="preserve">El README.md explica cómo levantar y cómo detener el </w:t>
-            </w:r>
-            <w:proofErr w:type="spellStart"/>
-            <w:r>
-              <w:rPr>
-                <w:sz w:val="20"/>
-                <w:szCs w:val="20"/>
-              </w:rPr>
-              <w:t>stack</w:t>
-            </w:r>
-            <w:proofErr w:type="spellEnd"/>
+              <w:t>El README.md explica cómo levantar y cómo detener el stack</w:t>
+            </w:r>
           </w:p>
         </w:tc>
         <w:tc>
@@ -8257,8 +6849,8 @@
     </w:tbl>
     <w:p/>
     <w:sectPr>
-      <w:headerReference w:type="default" r:id="rId20"/>
-      <w:footerReference w:type="default" r:id="rId21"/>
+      <w:headerReference w:type="default" r:id="rId23"/>
+      <w:footerReference w:type="default" r:id="rId24"/>
       <w:pgSz w:w="11906" w:h="16838"/>
       <w:pgMar w:top="1200" w:right="1240" w:bottom="1200" w:left="1240" w:header="708" w:footer="708" w:gutter="0"/>
       <w:cols w:space="720"/>
